--- a/fichier/situation professionnelle 2 - Active Directory.docx
+++ b/fichier/situation professionnelle 2 - Active Directory.docx
@@ -1786,10 +1786,10 @@
         <w:tblLook w:firstRow="0" w:noVBand="0" w:lastRow="0" w:firstColumn="0" w:lastColumn="0" w:noHBand="0" w:val="0000"/>
       </w:tblPr>
       <w:tblGrid>
-        <w:gridCol w:w="3108"/>
+        <w:gridCol w:w="3107"/>
         <w:gridCol w:w="4102"/>
         <w:gridCol w:w="720"/>
-        <w:gridCol w:w="1986"/>
+        <w:gridCol w:w="1987"/>
       </w:tblGrid>
       <w:tr>
         <w:trPr>
@@ -1798,7 +1798,7 @@
         </w:trPr>
         <w:tc>
           <w:tcPr>
-            <w:tcW w:w="7930" w:type="dxa"/>
+            <w:tcW w:w="7929" w:type="dxa"/>
             <w:gridSpan w:val="3"/>
             <w:tcBorders>
               <w:top w:val="single" w:sz="4" w:space="0" w:color="000000"/>
@@ -1831,7 +1831,7 @@
         </w:tc>
         <w:tc>
           <w:tcPr>
-            <w:tcW w:w="1986" w:type="dxa"/>
+            <w:tcW w:w="1987" w:type="dxa"/>
             <w:tcBorders>
               <w:top w:val="single" w:sz="4" w:space="0" w:color="000000"/>
               <w:left w:val="single" w:sz="4" w:space="0" w:color="000000"/>
@@ -1873,7 +1873,7 @@
         </w:trPr>
         <w:tc>
           <w:tcPr>
-            <w:tcW w:w="7210" w:type="dxa"/>
+            <w:tcW w:w="7209" w:type="dxa"/>
             <w:gridSpan w:val="2"/>
             <w:tcBorders>
               <w:top w:val="single" w:sz="4" w:space="0" w:color="000000"/>
@@ -1904,7 +1904,7 @@
         </w:tc>
         <w:tc>
           <w:tcPr>
-            <w:tcW w:w="2706" w:type="dxa"/>
+            <w:tcW w:w="2707" w:type="dxa"/>
             <w:gridSpan w:val="2"/>
             <w:tcBorders>
               <w:top w:val="single" w:sz="4" w:space="0" w:color="000000"/>
@@ -1959,7 +1959,7 @@
         </w:trPr>
         <w:tc>
           <w:tcPr>
-            <w:tcW w:w="3108" w:type="dxa"/>
+            <w:tcW w:w="3107" w:type="dxa"/>
             <w:tcBorders>
               <w:top w:val="single" w:sz="4" w:space="0" w:color="000000"/>
               <w:left w:val="single" w:sz="4" w:space="0" w:color="000000"/>
@@ -2140,7 +2140,7 @@
         </w:tc>
         <w:tc>
           <w:tcPr>
-            <w:tcW w:w="2706" w:type="dxa"/>
+            <w:tcW w:w="2707" w:type="dxa"/>
             <w:gridSpan w:val="2"/>
             <w:tcBorders>
               <w:top w:val="single" w:sz="4" w:space="0" w:color="000000"/>
@@ -2170,6 +2170,24 @@
                 <w:szCs w:val="20"/>
               </w:rPr>
               <w:t>Date :</w:t>
+            </w:r>
+            <w:r>
+              <w:rPr>
+                <w:rFonts w:ascii="Arial" w:hAnsi="Arial"/>
+                <w:b/>
+                <w:sz w:val="20"/>
+                <w:szCs w:val="21"/>
+              </w:rPr>
+              <w:t xml:space="preserve"> </w:t>
+            </w:r>
+            <w:r>
+              <w:rPr>
+                <w:rFonts w:ascii="Arial;sans-serif" w:hAnsi="Arial;sans-serif"/>
+                <w:b/>
+                <w:sz w:val="20"/>
+                <w:szCs w:val="21"/>
+              </w:rPr>
+              <w:t>07/04/2026</w:t>
             </w:r>
           </w:p>
         </w:tc>
@@ -2311,7 +2329,7 @@
                 <w:sz w:val="20"/>
                 <w:szCs w:val="20"/>
               </w:rPr>
-              <w:t>Gestion d’active directory</w:t>
+              <w:t xml:space="preserve">Mise en place d’un contrôleur de domaine Active Directory et administration des postes clients </w:t>
             </w:r>
           </w:p>
         </w:tc>
@@ -2453,11 +2471,13 @@
               <w:fldChar w:fldCharType="end"/>
             </w:r>
             <w:bookmarkStart w:id="6" w:name="CheckBox_Copie_1_Copie_1"/>
-            <w:bookmarkStart w:id="7" w:name="CheckBox_Copie_1_Copie_1"/>
-            <w:bookmarkStart w:id="8" w:name="CheckBox_Copie_1"/>
+            <w:bookmarkStart w:id="7" w:name="CheckBox_Copie_1_Copie_1_Copie_1"/>
+            <w:bookmarkStart w:id="8" w:name="CheckBox_Copie_1_Copie_1"/>
+            <w:bookmarkStart w:id="9" w:name="CheckBox_Copie_1"/>
             <w:bookmarkEnd w:id="6"/>
             <w:bookmarkEnd w:id="7"/>
             <w:bookmarkEnd w:id="8"/>
+            <w:bookmarkEnd w:id="9"/>
             <w:r>
               <w:rPr>
                 <w:b/>
@@ -2466,7 +2486,7 @@
               </w:rPr>
               <w:t xml:space="preserve">  Seul</w:t>
             </w:r>
-            <w:bookmarkStart w:id="9" w:name="CheckBox_Copie_3"/>
+            <w:bookmarkStart w:id="10" w:name="CheckBox_Copie_3"/>
             <w:r>
               <w:rPr>
                 <w:b/>
@@ -2505,9 +2525,9 @@
               </w:rPr>
               <w:fldChar w:fldCharType="separate"/>
             </w:r>
-            <w:bookmarkStart w:id="10" w:name="CheckBox_Copie_2"/>
             <w:bookmarkStart w:id="11" w:name="CheckBox_Copie_2"/>
-            <w:bookmarkEnd w:id="11"/>
+            <w:bookmarkStart w:id="12" w:name="CheckBox_Copie_2"/>
+            <w:bookmarkEnd w:id="12"/>
             <w:r>
               <w:rPr>
                 <w:b/>
@@ -2523,13 +2543,15 @@
               </w:rPr>
               <w:fldChar w:fldCharType="end"/>
             </w:r>
-            <w:bookmarkStart w:id="12" w:name="CheckBox_Copie_2_Copie_1"/>
             <w:bookmarkStart w:id="13" w:name="CheckBox_Copie_2_Copie_1"/>
-            <w:bookmarkStart w:id="14" w:name="CheckBox_Copie_2"/>
-            <w:bookmarkEnd w:id="9"/>
-            <w:bookmarkEnd w:id="12"/>
+            <w:bookmarkStart w:id="14" w:name="CheckBox_Copie_2_Copie_1_Copie_1"/>
+            <w:bookmarkStart w:id="15" w:name="CheckBox_Copie_2_Copie_1"/>
+            <w:bookmarkStart w:id="16" w:name="CheckBox_Copie_2"/>
+            <w:bookmarkEnd w:id="10"/>
             <w:bookmarkEnd w:id="13"/>
             <w:bookmarkEnd w:id="14"/>
+            <w:bookmarkEnd w:id="15"/>
+            <w:bookmarkEnd w:id="16"/>
             <w:r>
               <w:rPr>
                 <w:b/>
@@ -2629,9 +2651,9 @@
               </w:rPr>
               <w:fldChar w:fldCharType="separate"/>
             </w:r>
-            <w:bookmarkStart w:id="15" w:name="CheckBox_Copie_4"/>
-            <w:bookmarkStart w:id="16" w:name="CheckBox_Copie_4"/>
-            <w:bookmarkEnd w:id="16"/>
+            <w:bookmarkStart w:id="17" w:name="CheckBox_Copie_4"/>
+            <w:bookmarkStart w:id="18" w:name="CheckBox_Copie_4"/>
+            <w:bookmarkEnd w:id="18"/>
             <w:r>
               <w:rPr>
                 <w:rFonts w:cs="Arial" w:ascii="Arial" w:hAnsi="Arial"/>
@@ -2647,12 +2669,14 @@
               </w:rPr>
               <w:fldChar w:fldCharType="end"/>
             </w:r>
-            <w:bookmarkStart w:id="17" w:name="CheckBox_Copie_4_Copie_1"/>
-            <w:bookmarkStart w:id="18" w:name="CheckBox_Copie_4_Copie_1"/>
-            <w:bookmarkStart w:id="19" w:name="CheckBox_Copie_4"/>
-            <w:bookmarkEnd w:id="17"/>
-            <w:bookmarkEnd w:id="18"/>
+            <w:bookmarkStart w:id="19" w:name="CheckBox_Copie_4_Copie_1"/>
+            <w:bookmarkStart w:id="20" w:name="CheckBox_Copie_4_Copie_1_Copie_1"/>
+            <w:bookmarkStart w:id="21" w:name="CheckBox_Copie_4_Copie_1"/>
+            <w:bookmarkStart w:id="22" w:name="CheckBox_Copie_4"/>
             <w:bookmarkEnd w:id="19"/>
+            <w:bookmarkEnd w:id="20"/>
+            <w:bookmarkEnd w:id="21"/>
+            <w:bookmarkEnd w:id="22"/>
             <w:r>
               <w:rPr>
                 <w:rFonts w:cs="Arial" w:ascii="Arial" w:hAnsi="Arial"/>
@@ -2719,9 +2743,9 @@
               </w:rPr>
               <w:fldChar w:fldCharType="separate"/>
             </w:r>
-            <w:bookmarkStart w:id="20" w:name="CheckBox_Copie_5"/>
-            <w:bookmarkStart w:id="21" w:name="CheckBox_Copie_5"/>
-            <w:bookmarkEnd w:id="21"/>
+            <w:bookmarkStart w:id="23" w:name="CheckBox_Copie_5"/>
+            <w:bookmarkStart w:id="24" w:name="CheckBox_Copie_5"/>
+            <w:bookmarkEnd w:id="24"/>
             <w:r>
               <w:rPr>
                 <w:rFonts w:cs="Arial" w:ascii="Arial" w:hAnsi="Arial"/>
@@ -2737,12 +2761,14 @@
               </w:rPr>
               <w:fldChar w:fldCharType="end"/>
             </w:r>
-            <w:bookmarkStart w:id="22" w:name="CheckBox_Copie_5_Copie_1"/>
-            <w:bookmarkStart w:id="23" w:name="CheckBox_Copie_5_Copie_1"/>
-            <w:bookmarkStart w:id="24" w:name="CheckBox_Copie_5"/>
-            <w:bookmarkEnd w:id="22"/>
-            <w:bookmarkEnd w:id="23"/>
-            <w:bookmarkEnd w:id="24"/>
+            <w:bookmarkStart w:id="25" w:name="CheckBox_Copie_5_Copie_1"/>
+            <w:bookmarkStart w:id="26" w:name="CheckBox_Copie_5_Copie_1_Copie_1"/>
+            <w:bookmarkStart w:id="27" w:name="CheckBox_Copie_5_Copie_1"/>
+            <w:bookmarkStart w:id="28" w:name="CheckBox_Copie_5"/>
+            <w:bookmarkEnd w:id="25"/>
+            <w:bookmarkEnd w:id="26"/>
+            <w:bookmarkEnd w:id="27"/>
+            <w:bookmarkEnd w:id="28"/>
             <w:r>
               <w:rPr>
                 <w:rFonts w:cs="Arial" w:ascii="Arial" w:hAnsi="Arial"/>
@@ -2808,9 +2834,9 @@
               </w:rPr>
               <w:fldChar w:fldCharType="separate"/>
             </w:r>
-            <w:bookmarkStart w:id="25" w:name="CheckBox_Copie_6"/>
-            <w:bookmarkStart w:id="26" w:name="CheckBox_Copie_6"/>
-            <w:bookmarkEnd w:id="26"/>
+            <w:bookmarkStart w:id="29" w:name="CheckBox_Copie_6"/>
+            <w:bookmarkStart w:id="30" w:name="CheckBox_Copie_6"/>
+            <w:bookmarkEnd w:id="30"/>
             <w:r>
               <w:rPr>
                 <w:rFonts w:cs="Arial" w:ascii="Arial" w:hAnsi="Arial"/>
@@ -2826,12 +2852,14 @@
               </w:rPr>
               <w:fldChar w:fldCharType="end"/>
             </w:r>
-            <w:bookmarkStart w:id="27" w:name="CheckBox_Copie_6_Copie_1"/>
-            <w:bookmarkStart w:id="28" w:name="CheckBox_Copie_6_Copie_1"/>
-            <w:bookmarkStart w:id="29" w:name="CheckBox_Copie_6"/>
-            <w:bookmarkEnd w:id="27"/>
-            <w:bookmarkEnd w:id="28"/>
-            <w:bookmarkEnd w:id="29"/>
+            <w:bookmarkStart w:id="31" w:name="CheckBox_Copie_6_Copie_1"/>
+            <w:bookmarkStart w:id="32" w:name="CheckBox_Copie_6_Copie_1_Copie_1"/>
+            <w:bookmarkStart w:id="33" w:name="CheckBox_Copie_6_Copie_1"/>
+            <w:bookmarkStart w:id="34" w:name="CheckBox_Copie_6"/>
+            <w:bookmarkEnd w:id="31"/>
+            <w:bookmarkEnd w:id="32"/>
+            <w:bookmarkEnd w:id="33"/>
+            <w:bookmarkEnd w:id="34"/>
             <w:r>
               <w:rPr>
                 <w:rFonts w:cs="Arial" w:ascii="Arial" w:hAnsi="Arial"/>
@@ -3011,7 +3039,7 @@
             </w:r>
             <w:r>
               <w:rPr>
-                <w:rStyle w:val="Textesourceuser"/>
+                <w:rStyle w:val="Textesource"/>
                 <w:rFonts w:ascii="Arial" w:hAnsi="Arial"/>
                 <w:sz w:val="16"/>
                 <w:szCs w:val="16"/>
@@ -3628,9 +3656,7 @@
               <w:rPr>
                 <w:rFonts w:cs="Arial" w:ascii="Arial" w:hAnsi="Arial"/>
                 <w:b/>
-                <w:bCs/>
-                <w:sz w:val="20"/>
-                <w:szCs w:val="20"/>
+                <w:sz w:val="20"/>
               </w:rPr>
             </w:r>
           </w:p>
@@ -3922,35 +3948,14 @@
                 <w:sz w:val="20"/>
                 <w:szCs w:val="20"/>
               </w:rPr>
-            </w:r>
-          </w:p>
-          <w:p>
-            <w:pPr>
-              <w:pStyle w:val="Normal"/>
-              <w:snapToGrid w:val="false"/>
-              <w:spacing w:lineRule="auto" w:line="276"/>
-              <w:rPr>
-                <w:rFonts w:ascii="Arial" w:hAnsi="Arial"/>
-                <w:bCs/>
-                <w:sz w:val="20"/>
-                <w:szCs w:val="20"/>
-              </w:rPr>
-            </w:pPr>
-            <w:r>
-              <w:rPr>
-                <w:rFonts w:ascii="Arial" w:hAnsi="Arial"/>
-                <w:bCs/>
-                <w:sz w:val="20"/>
-                <w:szCs w:val="20"/>
-              </w:rPr>
               <w:drawing>
                 <wp:anchor behindDoc="0" distT="0" distB="0" distL="0" distR="0" simplePos="0" locked="0" layoutInCell="0" allowOverlap="1" relativeHeight="2">
                   <wp:simplePos x="0" y="0"/>
-                  <wp:positionH relativeFrom="margin">
-                    <wp:posOffset>1115060</wp:posOffset>
+                  <wp:positionH relativeFrom="column">
+                    <wp:posOffset>1367790</wp:posOffset>
                   </wp:positionH>
                   <wp:positionV relativeFrom="paragraph">
-                    <wp:posOffset>-15875</wp:posOffset>
+                    <wp:posOffset>116840</wp:posOffset>
                   </wp:positionV>
                   <wp:extent cx="3531870" cy="1926590"/>
                   <wp:effectExtent l="0" t="0" r="0" b="0"/>
@@ -4224,6 +4229,27 @@
           </w:p>
           <w:p>
             <w:pPr>
+              <w:pStyle w:val="Normal"/>
+              <w:snapToGrid w:val="false"/>
+              <w:spacing w:lineRule="auto" w:line="276"/>
+              <w:rPr>
+                <w:rFonts w:ascii="Arial" w:hAnsi="Arial"/>
+                <w:bCs/>
+                <w:sz w:val="20"/>
+                <w:szCs w:val="20"/>
+              </w:rPr>
+            </w:pPr>
+            <w:r>
+              <w:rPr>
+                <w:rFonts w:ascii="Arial" w:hAnsi="Arial"/>
+                <w:bCs/>
+                <w:sz w:val="20"/>
+                <w:szCs w:val="20"/>
+              </w:rPr>
+            </w:r>
+          </w:p>
+          <w:p>
+            <w:pPr>
               <w:pStyle w:val="Heading4"/>
               <w:snapToGrid w:val="false"/>
               <w:spacing w:lineRule="auto" w:line="276"/>
@@ -4275,7 +4301,7 @@
             </w:r>
             <w:r>
               <w:rPr>
-                <w:rStyle w:val="Textesourceuser"/>
+                <w:rStyle w:val="Textesource"/>
                 <w:rFonts w:ascii="Arial" w:hAnsi="Arial"/>
                 <w:sz w:val="16"/>
                 <w:szCs w:val="16"/>
@@ -4337,7 +4363,7 @@
             </w:r>
             <w:r>
               <w:rPr>
-                <w:rStyle w:val="Textesourceuser"/>
+                <w:rStyle w:val="Textesource"/>
                 <w:rFonts w:ascii="Arial" w:hAnsi="Arial"/>
                 <w:sz w:val="16"/>
                 <w:szCs w:val="16"/>
@@ -4468,7 +4494,7 @@
             </w:r>
             <w:r>
               <w:rPr>
-                <w:rStyle w:val="Textesourceuser"/>
+                <w:rStyle w:val="Textesource"/>
                 <w:rFonts w:ascii="Arial" w:hAnsi="Arial"/>
                 <w:sz w:val="16"/>
                 <w:szCs w:val="16"/>
@@ -4895,7 +4921,7 @@
             </w:r>
             <w:r>
               <w:rPr>
-                <w:rStyle w:val="Textesourceuser"/>
+                <w:rStyle w:val="Textesource"/>
                 <w:rFonts w:ascii="Arial" w:hAnsi="Arial"/>
                 <w:sz w:val="16"/>
                 <w:szCs w:val="16"/>
@@ -5124,9 +5150,9 @@
         <w:tblLook w:firstRow="0" w:noVBand="0" w:lastRow="0" w:firstColumn="0" w:lastColumn="0" w:noHBand="0" w:val="0000"/>
       </w:tblPr>
       <w:tblGrid>
-        <w:gridCol w:w="3115"/>
+        <w:gridCol w:w="3114"/>
         <w:gridCol w:w="4111"/>
-        <w:gridCol w:w="713"/>
+        <w:gridCol w:w="714"/>
         <w:gridCol w:w="1984"/>
       </w:tblGrid>
       <w:tr>
@@ -5211,7 +5237,7 @@
         </w:trPr>
         <w:tc>
           <w:tcPr>
-            <w:tcW w:w="7226" w:type="dxa"/>
+            <w:tcW w:w="7225" w:type="dxa"/>
             <w:gridSpan w:val="2"/>
             <w:tcBorders>
               <w:top w:val="single" w:sz="4" w:space="0" w:color="000000"/>
@@ -5242,7 +5268,7 @@
         </w:tc>
         <w:tc>
           <w:tcPr>
-            <w:tcW w:w="2697" w:type="dxa"/>
+            <w:tcW w:w="2698" w:type="dxa"/>
             <w:gridSpan w:val="2"/>
             <w:tcBorders>
               <w:top w:val="single" w:sz="4" w:space="0" w:color="000000"/>
@@ -5280,7 +5306,7 @@
         </w:trPr>
         <w:tc>
           <w:tcPr>
-            <w:tcW w:w="3115" w:type="dxa"/>
+            <w:tcW w:w="3114" w:type="dxa"/>
             <w:tcBorders>
               <w:top w:val="single" w:sz="4" w:space="0" w:color="000000"/>
               <w:left w:val="single" w:sz="4" w:space="0" w:color="000000"/>
@@ -5345,9 +5371,9 @@
               </w:rPr>
               <w:fldChar w:fldCharType="separate"/>
             </w:r>
-            <w:bookmarkStart w:id="30" w:name="Bookmark_Copie_1"/>
-            <w:bookmarkStart w:id="31" w:name="Bookmark_Copie_1"/>
-            <w:bookmarkEnd w:id="31"/>
+            <w:bookmarkStart w:id="35" w:name="Bookmark_Copie_1"/>
+            <w:bookmarkStart w:id="36" w:name="Bookmark_Copie_1"/>
+            <w:bookmarkEnd w:id="36"/>
             <w:r/>
             <w:r>
               <w:rPr>
@@ -5435,9 +5461,9 @@
               </w:rPr>
               <w:fldChar w:fldCharType="separate"/>
             </w:r>
-            <w:bookmarkStart w:id="32" w:name="CheckBox_Copie_7"/>
-            <w:bookmarkStart w:id="33" w:name="CheckBox_Copie_7"/>
-            <w:bookmarkEnd w:id="33"/>
+            <w:bookmarkStart w:id="37" w:name="CheckBox_Copie_7"/>
+            <w:bookmarkStart w:id="38" w:name="CheckBox_Copie_7"/>
+            <w:bookmarkEnd w:id="38"/>
             <w:r/>
             <w:r>
               <w:rPr>
@@ -5460,7 +5486,7 @@
         </w:tc>
         <w:tc>
           <w:tcPr>
-            <w:tcW w:w="2697" w:type="dxa"/>
+            <w:tcW w:w="2698" w:type="dxa"/>
             <w:gridSpan w:val="2"/>
             <w:tcBorders>
               <w:top w:val="single" w:sz="4" w:space="0" w:color="000000"/>
@@ -5726,9 +5752,9 @@
               </w:rPr>
               <w:fldChar w:fldCharType="separate"/>
             </w:r>
-            <w:bookmarkStart w:id="34" w:name="CheckBox_Copie_8"/>
-            <w:bookmarkStart w:id="35" w:name="CheckBox_Copie_8"/>
-            <w:bookmarkEnd w:id="35"/>
+            <w:bookmarkStart w:id="39" w:name="CheckBox_Copie_8"/>
+            <w:bookmarkStart w:id="40" w:name="CheckBox_Copie_8"/>
+            <w:bookmarkEnd w:id="40"/>
             <w:r>
               <w:rPr>
                 <w:b/>
@@ -5744,12 +5770,14 @@
               </w:rPr>
               <w:fldChar w:fldCharType="end"/>
             </w:r>
-            <w:bookmarkStart w:id="36" w:name="CheckBox_Copie_8_Copie_1"/>
-            <w:bookmarkStart w:id="37" w:name="CheckBox_Copie_8_Copie_1"/>
-            <w:bookmarkStart w:id="38" w:name="CheckBox_Copie_8"/>
-            <w:bookmarkEnd w:id="36"/>
-            <w:bookmarkEnd w:id="37"/>
-            <w:bookmarkEnd w:id="38"/>
+            <w:bookmarkStart w:id="41" w:name="CheckBox_Copie_8_Copie_1"/>
+            <w:bookmarkStart w:id="42" w:name="CheckBox_Copie_8_Copie_1_Copie_1"/>
+            <w:bookmarkStart w:id="43" w:name="CheckBox_Copie_8_Copie_1"/>
+            <w:bookmarkStart w:id="44" w:name="CheckBox_Copie_8"/>
+            <w:bookmarkEnd w:id="41"/>
+            <w:bookmarkEnd w:id="42"/>
+            <w:bookmarkEnd w:id="43"/>
+            <w:bookmarkEnd w:id="44"/>
             <w:r>
               <w:rPr>
                 <w:b/>
@@ -5788,9 +5816,9 @@
               </w:rPr>
               <w:fldChar w:fldCharType="separate"/>
             </w:r>
-            <w:bookmarkStart w:id="39" w:name="CheckBox_Copie_9"/>
-            <w:bookmarkStart w:id="40" w:name="CheckBox_Copie_9"/>
-            <w:bookmarkEnd w:id="40"/>
+            <w:bookmarkStart w:id="45" w:name="CheckBox_Copie_9"/>
+            <w:bookmarkStart w:id="46" w:name="CheckBox_Copie_9"/>
+            <w:bookmarkEnd w:id="46"/>
             <w:r>
               <w:rPr>
                 <w:b/>
@@ -5806,12 +5834,14 @@
               </w:rPr>
               <w:fldChar w:fldCharType="end"/>
             </w:r>
-            <w:bookmarkStart w:id="41" w:name="CheckBox_Copie_9_Copie_1"/>
-            <w:bookmarkStart w:id="42" w:name="CheckBox_Copie_9_Copie_1"/>
-            <w:bookmarkStart w:id="43" w:name="CheckBox_Copie_9"/>
-            <w:bookmarkEnd w:id="41"/>
-            <w:bookmarkEnd w:id="42"/>
-            <w:bookmarkEnd w:id="43"/>
+            <w:bookmarkStart w:id="47" w:name="CheckBox_Copie_9_Copie_1"/>
+            <w:bookmarkStart w:id="48" w:name="CheckBox_Copie_9_Copie_1_Copie_1"/>
+            <w:bookmarkStart w:id="49" w:name="CheckBox_Copie_9_Copie_1"/>
+            <w:bookmarkStart w:id="50" w:name="CheckBox_Copie_9"/>
+            <w:bookmarkEnd w:id="47"/>
+            <w:bookmarkEnd w:id="48"/>
+            <w:bookmarkEnd w:id="49"/>
+            <w:bookmarkEnd w:id="50"/>
             <w:r>
               <w:rPr>
                 <w:b/>
@@ -5912,9 +5942,9 @@
               </w:rPr>
               <w:fldChar w:fldCharType="separate"/>
             </w:r>
-            <w:bookmarkStart w:id="44" w:name="CheckBox_Copie_10"/>
-            <w:bookmarkStart w:id="45" w:name="CheckBox_Copie_10"/>
-            <w:bookmarkEnd w:id="45"/>
+            <w:bookmarkStart w:id="51" w:name="CheckBox_Copie_10"/>
+            <w:bookmarkStart w:id="52" w:name="CheckBox_Copie_10"/>
+            <w:bookmarkEnd w:id="52"/>
             <w:r>
               <w:rPr>
                 <w:rFonts w:cs="Arial" w:ascii="Arial" w:hAnsi="Arial"/>
@@ -5930,12 +5960,14 @@
               </w:rPr>
               <w:fldChar w:fldCharType="end"/>
             </w:r>
-            <w:bookmarkStart w:id="46" w:name="CheckBox_Copie_10_Copie_1"/>
-            <w:bookmarkStart w:id="47" w:name="CheckBox_Copie_10_Copie_1"/>
-            <w:bookmarkStart w:id="48" w:name="CheckBox_Copie_10"/>
-            <w:bookmarkEnd w:id="46"/>
-            <w:bookmarkEnd w:id="47"/>
-            <w:bookmarkEnd w:id="48"/>
+            <w:bookmarkStart w:id="53" w:name="CheckBox_Copie_10_Copie_1"/>
+            <w:bookmarkStart w:id="54" w:name="CheckBox_Copie_10_Copie_1_Copie_1"/>
+            <w:bookmarkStart w:id="55" w:name="CheckBox_Copie_10_Copie_1"/>
+            <w:bookmarkStart w:id="56" w:name="CheckBox_Copie_10"/>
+            <w:bookmarkEnd w:id="53"/>
+            <w:bookmarkEnd w:id="54"/>
+            <w:bookmarkEnd w:id="55"/>
+            <w:bookmarkEnd w:id="56"/>
             <w:r>
               <w:rPr>
                 <w:rFonts w:cs="Arial" w:ascii="Arial" w:hAnsi="Arial"/>
@@ -6001,9 +6033,9 @@
               </w:rPr>
               <w:fldChar w:fldCharType="separate"/>
             </w:r>
-            <w:bookmarkStart w:id="49" w:name="CheckBox_Copie_11"/>
-            <w:bookmarkStart w:id="50" w:name="CheckBox_Copie_11"/>
-            <w:bookmarkEnd w:id="50"/>
+            <w:bookmarkStart w:id="57" w:name="CheckBox_Copie_11"/>
+            <w:bookmarkStart w:id="58" w:name="CheckBox_Copie_11"/>
+            <w:bookmarkEnd w:id="58"/>
             <w:r>
               <w:rPr>
                 <w:rFonts w:cs="Arial" w:ascii="Arial" w:hAnsi="Arial"/>
@@ -6019,12 +6051,14 @@
               </w:rPr>
               <w:fldChar w:fldCharType="end"/>
             </w:r>
-            <w:bookmarkStart w:id="51" w:name="CheckBox_Copie_11_Copie_1"/>
-            <w:bookmarkStart w:id="52" w:name="CheckBox_Copie_11_Copie_1"/>
-            <w:bookmarkStart w:id="53" w:name="CheckBox_Copie_11"/>
-            <w:bookmarkEnd w:id="51"/>
-            <w:bookmarkEnd w:id="52"/>
-            <w:bookmarkEnd w:id="53"/>
+            <w:bookmarkStart w:id="59" w:name="CheckBox_Copie_11_Copie_1"/>
+            <w:bookmarkStart w:id="60" w:name="CheckBox_Copie_11_Copie_1_Copie_1"/>
+            <w:bookmarkStart w:id="61" w:name="CheckBox_Copie_11_Copie_1"/>
+            <w:bookmarkStart w:id="62" w:name="CheckBox_Copie_11"/>
+            <w:bookmarkEnd w:id="59"/>
+            <w:bookmarkEnd w:id="60"/>
+            <w:bookmarkEnd w:id="61"/>
+            <w:bookmarkEnd w:id="62"/>
             <w:r>
               <w:rPr>
                 <w:rFonts w:cs="Arial" w:ascii="Arial" w:hAnsi="Arial"/>
@@ -6089,9 +6123,9 @@
               </w:rPr>
               <w:fldChar w:fldCharType="separate"/>
             </w:r>
-            <w:bookmarkStart w:id="54" w:name="CheckBox_Copie_12"/>
-            <w:bookmarkStart w:id="55" w:name="CheckBox_Copie_12"/>
-            <w:bookmarkEnd w:id="55"/>
+            <w:bookmarkStart w:id="63" w:name="CheckBox_Copie_12"/>
+            <w:bookmarkStart w:id="64" w:name="CheckBox_Copie_12"/>
+            <w:bookmarkEnd w:id="64"/>
             <w:r>
               <w:rPr>
                 <w:rFonts w:cs="Arial" w:ascii="Arial" w:hAnsi="Arial"/>
@@ -6107,12 +6141,14 @@
               </w:rPr>
               <w:fldChar w:fldCharType="end"/>
             </w:r>
-            <w:bookmarkStart w:id="56" w:name="CheckBox_Copie_12_Copie_1"/>
-            <w:bookmarkStart w:id="57" w:name="CheckBox_Copie_12_Copie_1"/>
-            <w:bookmarkStart w:id="58" w:name="CheckBox_Copie_12"/>
-            <w:bookmarkEnd w:id="56"/>
-            <w:bookmarkEnd w:id="57"/>
-            <w:bookmarkEnd w:id="58"/>
+            <w:bookmarkStart w:id="65" w:name="CheckBox_Copie_12_Copie_1"/>
+            <w:bookmarkStart w:id="66" w:name="CheckBox_Copie_12_Copie_1_Copie_1"/>
+            <w:bookmarkStart w:id="67" w:name="CheckBox_Copie_12_Copie_1"/>
+            <w:bookmarkStart w:id="68" w:name="CheckBox_Copie_12"/>
+            <w:bookmarkEnd w:id="65"/>
+            <w:bookmarkEnd w:id="66"/>
+            <w:bookmarkEnd w:id="67"/>
+            <w:bookmarkEnd w:id="68"/>
             <w:r>
               <w:rPr>
                 <w:rFonts w:cs="Arial" w:ascii="Arial" w:hAnsi="Arial"/>
@@ -8017,9 +8053,9 @@
               </w:rPr>
               <w:fldChar w:fldCharType="separate"/>
             </w:r>
-            <w:bookmarkStart w:id="59" w:name="CheckBox_Copie_13"/>
-            <w:bookmarkStart w:id="60" w:name="CheckBox_Copie_13"/>
-            <w:bookmarkEnd w:id="60"/>
+            <w:bookmarkStart w:id="69" w:name="CheckBox_Copie_13"/>
+            <w:bookmarkStart w:id="70" w:name="CheckBox_Copie_13"/>
+            <w:bookmarkEnd w:id="70"/>
             <w:r>
               <w:rPr>
                 <w:rFonts w:cs="Arial" w:ascii="Arial" w:hAnsi="Arial"/>
@@ -8039,12 +8075,14 @@
               </w:rPr>
               <w:fldChar w:fldCharType="end"/>
             </w:r>
-            <w:bookmarkStart w:id="61" w:name="CheckBox_Copie_13_Copie_1"/>
-            <w:bookmarkStart w:id="62" w:name="CheckBox_Copie_13_Copie_1"/>
-            <w:bookmarkStart w:id="63" w:name="CheckBox_Copie_13"/>
-            <w:bookmarkEnd w:id="61"/>
-            <w:bookmarkEnd w:id="62"/>
-            <w:bookmarkEnd w:id="63"/>
+            <w:bookmarkStart w:id="71" w:name="CheckBox_Copie_13_Copie_1"/>
+            <w:bookmarkStart w:id="72" w:name="CheckBox_Copie_13_Copie_1_Copie_1"/>
+            <w:bookmarkStart w:id="73" w:name="CheckBox_Copie_13_Copie_1"/>
+            <w:bookmarkStart w:id="74" w:name="CheckBox_Copie_13"/>
+            <w:bookmarkEnd w:id="71"/>
+            <w:bookmarkEnd w:id="72"/>
+            <w:bookmarkEnd w:id="73"/>
+            <w:bookmarkEnd w:id="74"/>
             <w:r>
               <w:rPr>
                 <w:rFonts w:cs="Arial" w:ascii="Arial" w:hAnsi="Arial"/>
@@ -8111,9 +8149,9 @@
               </w:rPr>
               <w:fldChar w:fldCharType="separate"/>
             </w:r>
-            <w:bookmarkStart w:id="64" w:name="CheckBox_Copie_14"/>
-            <w:bookmarkStart w:id="65" w:name="CheckBox_Copie_14"/>
-            <w:bookmarkEnd w:id="65"/>
+            <w:bookmarkStart w:id="75" w:name="CheckBox_Copie_14"/>
+            <w:bookmarkStart w:id="76" w:name="CheckBox_Copie_14"/>
+            <w:bookmarkEnd w:id="76"/>
             <w:r>
               <w:rPr>
                 <w:rFonts w:cs="Arial" w:ascii="Arial" w:hAnsi="Arial"/>
@@ -8133,12 +8171,14 @@
               </w:rPr>
               <w:fldChar w:fldCharType="end"/>
             </w:r>
-            <w:bookmarkStart w:id="66" w:name="CheckBox_Copie_14_Copie_1"/>
-            <w:bookmarkStart w:id="67" w:name="CheckBox_Copie_14_Copie_1"/>
-            <w:bookmarkStart w:id="68" w:name="CheckBox_Copie_14"/>
-            <w:bookmarkEnd w:id="66"/>
-            <w:bookmarkEnd w:id="67"/>
-            <w:bookmarkEnd w:id="68"/>
+            <w:bookmarkStart w:id="77" w:name="CheckBox_Copie_14_Copie_1"/>
+            <w:bookmarkStart w:id="78" w:name="CheckBox_Copie_14_Copie_1_Copie_1"/>
+            <w:bookmarkStart w:id="79" w:name="CheckBox_Copie_14_Copie_1"/>
+            <w:bookmarkStart w:id="80" w:name="CheckBox_Copie_14"/>
+            <w:bookmarkEnd w:id="77"/>
+            <w:bookmarkEnd w:id="78"/>
+            <w:bookmarkEnd w:id="79"/>
+            <w:bookmarkEnd w:id="80"/>
             <w:r>
               <w:rPr>
                 <w:rFonts w:cs="Arial" w:ascii="Arial" w:hAnsi="Arial"/>
@@ -8514,9 +8554,9 @@
               </w:rPr>
               <w:fldChar w:fldCharType="separate"/>
             </w:r>
-            <w:bookmarkStart w:id="69" w:name="CheckBox_Copie_15"/>
-            <w:bookmarkStart w:id="70" w:name="CheckBox_Copie_15"/>
-            <w:bookmarkEnd w:id="70"/>
+            <w:bookmarkStart w:id="81" w:name="CheckBox_Copie_15"/>
+            <w:bookmarkStart w:id="82" w:name="CheckBox_Copie_15"/>
+            <w:bookmarkEnd w:id="82"/>
             <w:r>
               <w:rPr>
                 <w:rFonts w:cs="Arial" w:ascii="Arial" w:hAnsi="Arial"/>
@@ -8536,12 +8576,14 @@
               </w:rPr>
               <w:fldChar w:fldCharType="end"/>
             </w:r>
-            <w:bookmarkStart w:id="71" w:name="CheckBox_Copie_15_Copie_1"/>
-            <w:bookmarkStart w:id="72" w:name="CheckBox_Copie_15_Copie_1"/>
-            <w:bookmarkStart w:id="73" w:name="CheckBox_Copie_15"/>
-            <w:bookmarkEnd w:id="71"/>
-            <w:bookmarkEnd w:id="72"/>
-            <w:bookmarkEnd w:id="73"/>
+            <w:bookmarkStart w:id="83" w:name="CheckBox_Copie_15_Copie_1"/>
+            <w:bookmarkStart w:id="84" w:name="CheckBox_Copie_15_Copie_1_Copie_1"/>
+            <w:bookmarkStart w:id="85" w:name="CheckBox_Copie_15_Copie_1"/>
+            <w:bookmarkStart w:id="86" w:name="CheckBox_Copie_15"/>
+            <w:bookmarkEnd w:id="83"/>
+            <w:bookmarkEnd w:id="84"/>
+            <w:bookmarkEnd w:id="85"/>
+            <w:bookmarkEnd w:id="86"/>
             <w:r>
               <w:rPr>
                 <w:rFonts w:cs="Arial" w:ascii="Arial" w:hAnsi="Arial"/>
@@ -8614,9 +8656,9 @@
               </w:rPr>
               <w:fldChar w:fldCharType="separate"/>
             </w:r>
-            <w:bookmarkStart w:id="74" w:name="CheckBox_Copie_16"/>
-            <w:bookmarkStart w:id="75" w:name="CheckBox_Copie_16"/>
-            <w:bookmarkEnd w:id="75"/>
+            <w:bookmarkStart w:id="87" w:name="CheckBox_Copie_16"/>
+            <w:bookmarkStart w:id="88" w:name="CheckBox_Copie_16"/>
+            <w:bookmarkEnd w:id="88"/>
             <w:r>
               <w:rPr>
                 <w:rFonts w:cs="Arial" w:ascii="Arial" w:hAnsi="Arial"/>
@@ -8636,12 +8678,14 @@
               </w:rPr>
               <w:fldChar w:fldCharType="end"/>
             </w:r>
-            <w:bookmarkStart w:id="76" w:name="CheckBox_Copie_16_Copie_1"/>
-            <w:bookmarkStart w:id="77" w:name="CheckBox_Copie_16_Copie_1"/>
-            <w:bookmarkStart w:id="78" w:name="CheckBox_Copie_16"/>
-            <w:bookmarkEnd w:id="76"/>
-            <w:bookmarkEnd w:id="77"/>
-            <w:bookmarkEnd w:id="78"/>
+            <w:bookmarkStart w:id="89" w:name="CheckBox_Copie_16_Copie_1"/>
+            <w:bookmarkStart w:id="90" w:name="CheckBox_Copie_16_Copie_1_Copie_1"/>
+            <w:bookmarkStart w:id="91" w:name="CheckBox_Copie_16_Copie_1"/>
+            <w:bookmarkStart w:id="92" w:name="CheckBox_Copie_16"/>
+            <w:bookmarkEnd w:id="89"/>
+            <w:bookmarkEnd w:id="90"/>
+            <w:bookmarkEnd w:id="91"/>
+            <w:bookmarkEnd w:id="92"/>
             <w:r>
               <w:rPr>
                 <w:rFonts w:cs="Arial" w:ascii="Arial" w:hAnsi="Arial"/>
@@ -9099,9 +9143,9 @@
               </w:rPr>
               <w:fldChar w:fldCharType="separate"/>
             </w:r>
-            <w:bookmarkStart w:id="79" w:name="CheckBox_Copie_17"/>
-            <w:bookmarkStart w:id="80" w:name="CheckBox_Copie_17"/>
-            <w:bookmarkEnd w:id="80"/>
+            <w:bookmarkStart w:id="93" w:name="CheckBox_Copie_17"/>
+            <w:bookmarkStart w:id="94" w:name="CheckBox_Copie_17"/>
+            <w:bookmarkEnd w:id="94"/>
             <w:r>
               <w:rPr>
                 <w:rFonts w:cs="Arial" w:ascii="Arial" w:hAnsi="Arial"/>
@@ -9121,12 +9165,14 @@
               </w:rPr>
               <w:fldChar w:fldCharType="end"/>
             </w:r>
-            <w:bookmarkStart w:id="81" w:name="CheckBox_Copie_17_Copie_1"/>
-            <w:bookmarkStart w:id="82" w:name="CheckBox_Copie_17_Copie_1"/>
-            <w:bookmarkStart w:id="83" w:name="CheckBox_Copie_17"/>
-            <w:bookmarkEnd w:id="81"/>
-            <w:bookmarkEnd w:id="82"/>
-            <w:bookmarkEnd w:id="83"/>
+            <w:bookmarkStart w:id="95" w:name="CheckBox_Copie_17_Copie_1"/>
+            <w:bookmarkStart w:id="96" w:name="CheckBox_Copie_17_Copie_1_Copie_1"/>
+            <w:bookmarkStart w:id="97" w:name="CheckBox_Copie_17_Copie_1"/>
+            <w:bookmarkStart w:id="98" w:name="CheckBox_Copie_17"/>
+            <w:bookmarkEnd w:id="95"/>
+            <w:bookmarkEnd w:id="96"/>
+            <w:bookmarkEnd w:id="97"/>
+            <w:bookmarkEnd w:id="98"/>
             <w:r>
               <w:rPr>
                 <w:rFonts w:cs="Arial" w:ascii="Arial" w:hAnsi="Arial"/>
@@ -9192,9 +9238,9 @@
               </w:rPr>
               <w:fldChar w:fldCharType="separate"/>
             </w:r>
-            <w:bookmarkStart w:id="84" w:name="CheckBox_Copie_18"/>
-            <w:bookmarkStart w:id="85" w:name="CheckBox_Copie_18"/>
-            <w:bookmarkEnd w:id="85"/>
+            <w:bookmarkStart w:id="99" w:name="CheckBox_Copie_18"/>
+            <w:bookmarkStart w:id="100" w:name="CheckBox_Copie_18"/>
+            <w:bookmarkEnd w:id="100"/>
             <w:r>
               <w:rPr>
                 <w:rFonts w:cs="Arial" w:ascii="Arial" w:hAnsi="Arial"/>
@@ -9214,12 +9260,14 @@
               </w:rPr>
               <w:fldChar w:fldCharType="end"/>
             </w:r>
-            <w:bookmarkStart w:id="86" w:name="CheckBox_Copie_18_Copie_1"/>
-            <w:bookmarkStart w:id="87" w:name="CheckBox_Copie_18_Copie_1"/>
-            <w:bookmarkStart w:id="88" w:name="CheckBox_Copie_18"/>
-            <w:bookmarkEnd w:id="86"/>
-            <w:bookmarkEnd w:id="87"/>
-            <w:bookmarkEnd w:id="88"/>
+            <w:bookmarkStart w:id="101" w:name="CheckBox_Copie_18_Copie_1"/>
+            <w:bookmarkStart w:id="102" w:name="CheckBox_Copie_18_Copie_1_Copie_1"/>
+            <w:bookmarkStart w:id="103" w:name="CheckBox_Copie_18_Copie_1"/>
+            <w:bookmarkStart w:id="104" w:name="CheckBox_Copie_18"/>
+            <w:bookmarkEnd w:id="101"/>
+            <w:bookmarkEnd w:id="102"/>
+            <w:bookmarkEnd w:id="103"/>
+            <w:bookmarkEnd w:id="104"/>
             <w:r>
               <w:rPr>
                 <w:rFonts w:cs="Arial" w:ascii="Arial" w:hAnsi="Arial"/>
@@ -9285,8 +9333,8 @@
         <w:tblLook w:firstRow="0" w:noVBand="0" w:lastRow="0" w:firstColumn="0" w:lastColumn="0" w:noHBand="0" w:val="0000"/>
       </w:tblPr>
       <w:tblGrid>
-        <w:gridCol w:w="3115"/>
-        <w:gridCol w:w="3831"/>
+        <w:gridCol w:w="3114"/>
+        <w:gridCol w:w="3832"/>
         <w:gridCol w:w="993"/>
         <w:gridCol w:w="1984"/>
       </w:tblGrid>
@@ -9386,7 +9434,7 @@
         </w:trPr>
         <w:tc>
           <w:tcPr>
-            <w:tcW w:w="3115" w:type="dxa"/>
+            <w:tcW w:w="3114" w:type="dxa"/>
             <w:tcBorders>
               <w:top w:val="single" w:sz="4" w:space="0" w:color="000000"/>
               <w:left w:val="single" w:sz="4" w:space="0" w:color="000000"/>
@@ -9463,9 +9511,9 @@
               </w:rPr>
               <w:fldChar w:fldCharType="separate"/>
             </w:r>
-            <w:bookmarkStart w:id="89" w:name="Bookmark_Copie_2"/>
-            <w:bookmarkStart w:id="90" w:name="Bookmark_Copie_2"/>
-            <w:bookmarkEnd w:id="90"/>
+            <w:bookmarkStart w:id="105" w:name="Bookmark_Copie_2"/>
+            <w:bookmarkStart w:id="106" w:name="Bookmark_Copie_2"/>
+            <w:bookmarkEnd w:id="106"/>
             <w:r/>
             <w:r>
               <w:rPr>
@@ -9490,7 +9538,7 @@
         </w:tc>
         <w:tc>
           <w:tcPr>
-            <w:tcW w:w="3831" w:type="dxa"/>
+            <w:tcW w:w="3832" w:type="dxa"/>
             <w:tcBorders>
               <w:top w:val="single" w:sz="4" w:space="0" w:color="000000"/>
               <w:bottom w:val="single" w:sz="4" w:space="0" w:color="000000"/>
@@ -9554,9 +9602,9 @@
               </w:rPr>
               <w:fldChar w:fldCharType="separate"/>
             </w:r>
-            <w:bookmarkStart w:id="91" w:name="CheckBox_Copie_19"/>
-            <w:bookmarkStart w:id="92" w:name="CheckBox_Copie_19"/>
-            <w:bookmarkEnd w:id="92"/>
+            <w:bookmarkStart w:id="107" w:name="CheckBox_Copie_19"/>
+            <w:bookmarkStart w:id="108" w:name="CheckBox_Copie_19"/>
+            <w:bookmarkEnd w:id="108"/>
             <w:r/>
             <w:r>
               <w:rPr>
@@ -10478,9 +10526,9 @@
               </w:rPr>
               <w:fldChar w:fldCharType="separate"/>
             </w:r>
-            <w:bookmarkStart w:id="93" w:name="CheckBox_Copie_20"/>
-            <w:bookmarkStart w:id="94" w:name="CheckBox_Copie_20"/>
-            <w:bookmarkEnd w:id="94"/>
+            <w:bookmarkStart w:id="109" w:name="CheckBox_Copie_20"/>
+            <w:bookmarkStart w:id="110" w:name="CheckBox_Copie_20"/>
+            <w:bookmarkEnd w:id="110"/>
             <w:r>
               <w:rPr>
                 <w:rFonts w:cs="Arial" w:ascii="Arial" w:hAnsi="Arial"/>
@@ -10500,12 +10548,14 @@
               </w:rPr>
               <w:fldChar w:fldCharType="end"/>
             </w:r>
-            <w:bookmarkStart w:id="95" w:name="CheckBox_Copie_20_Copie_1"/>
-            <w:bookmarkStart w:id="96" w:name="CheckBox_Copie_20_Copie_1"/>
-            <w:bookmarkStart w:id="97" w:name="CheckBox_Copie_20"/>
-            <w:bookmarkEnd w:id="95"/>
-            <w:bookmarkEnd w:id="96"/>
-            <w:bookmarkEnd w:id="97"/>
+            <w:bookmarkStart w:id="111" w:name="CheckBox_Copie_20_Copie_1"/>
+            <w:bookmarkStart w:id="112" w:name="CheckBox_Copie_20_Copie_1_Copie_1"/>
+            <w:bookmarkStart w:id="113" w:name="CheckBox_Copie_20_Copie_1"/>
+            <w:bookmarkStart w:id="114" w:name="CheckBox_Copie_20"/>
+            <w:bookmarkEnd w:id="111"/>
+            <w:bookmarkEnd w:id="112"/>
+            <w:bookmarkEnd w:id="113"/>
+            <w:bookmarkEnd w:id="114"/>
             <w:r>
               <w:rPr>
                 <w:rFonts w:cs="Arial" w:ascii="Arial" w:hAnsi="Arial"/>
@@ -10577,9 +10627,9 @@
               </w:rPr>
               <w:fldChar w:fldCharType="separate"/>
             </w:r>
-            <w:bookmarkStart w:id="98" w:name="CheckBox_Copie_21"/>
-            <w:bookmarkStart w:id="99" w:name="CheckBox_Copie_21"/>
-            <w:bookmarkEnd w:id="99"/>
+            <w:bookmarkStart w:id="115" w:name="CheckBox_Copie_21"/>
+            <w:bookmarkStart w:id="116" w:name="CheckBox_Copie_21"/>
+            <w:bookmarkEnd w:id="116"/>
             <w:r>
               <w:rPr>
                 <w:rFonts w:cs="Arial" w:ascii="Arial" w:hAnsi="Arial"/>
@@ -10599,12 +10649,14 @@
               </w:rPr>
               <w:fldChar w:fldCharType="end"/>
             </w:r>
-            <w:bookmarkStart w:id="100" w:name="CheckBox_Copie_21_Copie_1"/>
-            <w:bookmarkStart w:id="101" w:name="CheckBox_Copie_21_Copie_1"/>
-            <w:bookmarkStart w:id="102" w:name="CheckBox_Copie_21"/>
-            <w:bookmarkEnd w:id="100"/>
-            <w:bookmarkEnd w:id="101"/>
-            <w:bookmarkEnd w:id="102"/>
+            <w:bookmarkStart w:id="117" w:name="CheckBox_Copie_21_Copie_1"/>
+            <w:bookmarkStart w:id="118" w:name="CheckBox_Copie_21_Copie_1_Copie_1"/>
+            <w:bookmarkStart w:id="119" w:name="CheckBox_Copie_21_Copie_1"/>
+            <w:bookmarkStart w:id="120" w:name="CheckBox_Copie_21"/>
+            <w:bookmarkEnd w:id="117"/>
+            <w:bookmarkEnd w:id="118"/>
+            <w:bookmarkEnd w:id="119"/>
+            <w:bookmarkEnd w:id="120"/>
             <w:r>
               <w:rPr>
                 <w:rFonts w:cs="Arial" w:ascii="Arial" w:hAnsi="Arial"/>
@@ -10676,9 +10728,9 @@
               </w:rPr>
               <w:fldChar w:fldCharType="separate"/>
             </w:r>
-            <w:bookmarkStart w:id="103" w:name="CheckBox_Copie_22"/>
-            <w:bookmarkStart w:id="104" w:name="CheckBox_Copie_22"/>
-            <w:bookmarkEnd w:id="104"/>
+            <w:bookmarkStart w:id="121" w:name="CheckBox_Copie_22"/>
+            <w:bookmarkStart w:id="122" w:name="CheckBox_Copie_22"/>
+            <w:bookmarkEnd w:id="122"/>
             <w:r>
               <w:rPr>
                 <w:rFonts w:cs="Arial" w:ascii="Arial" w:hAnsi="Arial"/>
@@ -10698,12 +10750,14 @@
               </w:rPr>
               <w:fldChar w:fldCharType="end"/>
             </w:r>
-            <w:bookmarkStart w:id="105" w:name="CheckBox_Copie_22_Copie_1"/>
-            <w:bookmarkStart w:id="106" w:name="CheckBox_Copie_22_Copie_1"/>
-            <w:bookmarkStart w:id="107" w:name="CheckBox_Copie_22"/>
-            <w:bookmarkEnd w:id="105"/>
-            <w:bookmarkEnd w:id="106"/>
-            <w:bookmarkEnd w:id="107"/>
+            <w:bookmarkStart w:id="123" w:name="CheckBox_Copie_22_Copie_1"/>
+            <w:bookmarkStart w:id="124" w:name="CheckBox_Copie_22_Copie_1_Copie_1"/>
+            <w:bookmarkStart w:id="125" w:name="CheckBox_Copie_22_Copie_1"/>
+            <w:bookmarkStart w:id="126" w:name="CheckBox_Copie_22"/>
+            <w:bookmarkEnd w:id="123"/>
+            <w:bookmarkEnd w:id="124"/>
+            <w:bookmarkEnd w:id="125"/>
+            <w:bookmarkEnd w:id="126"/>
             <w:r>
               <w:rPr>
                 <w:rFonts w:cs="Arial" w:ascii="Arial" w:hAnsi="Arial"/>
@@ -10775,9 +10829,9 @@
               </w:rPr>
               <w:fldChar w:fldCharType="separate"/>
             </w:r>
-            <w:bookmarkStart w:id="108" w:name="CheckBox_Copie_23"/>
-            <w:bookmarkStart w:id="109" w:name="CheckBox_Copie_23"/>
-            <w:bookmarkEnd w:id="109"/>
+            <w:bookmarkStart w:id="127" w:name="CheckBox_Copie_23"/>
+            <w:bookmarkStart w:id="128" w:name="CheckBox_Copie_23"/>
+            <w:bookmarkEnd w:id="128"/>
             <w:r>
               <w:rPr>
                 <w:rFonts w:cs="Arial" w:ascii="Arial" w:hAnsi="Arial"/>
@@ -10797,12 +10851,14 @@
               </w:rPr>
               <w:fldChar w:fldCharType="end"/>
             </w:r>
-            <w:bookmarkStart w:id="110" w:name="CheckBox_Copie_23_Copie_1"/>
-            <w:bookmarkStart w:id="111" w:name="CheckBox_Copie_23_Copie_1"/>
-            <w:bookmarkStart w:id="112" w:name="CheckBox_Copie_23"/>
-            <w:bookmarkEnd w:id="110"/>
-            <w:bookmarkEnd w:id="111"/>
-            <w:bookmarkEnd w:id="112"/>
+            <w:bookmarkStart w:id="129" w:name="CheckBox_Copie_23_Copie_1"/>
+            <w:bookmarkStart w:id="130" w:name="CheckBox_Copie_23_Copie_1_Copie_1"/>
+            <w:bookmarkStart w:id="131" w:name="CheckBox_Copie_23_Copie_1"/>
+            <w:bookmarkStart w:id="132" w:name="CheckBox_Copie_23"/>
+            <w:bookmarkEnd w:id="129"/>
+            <w:bookmarkEnd w:id="130"/>
+            <w:bookmarkEnd w:id="131"/>
+            <w:bookmarkEnd w:id="132"/>
             <w:r>
               <w:rPr>
                 <w:rFonts w:cs="Arial" w:ascii="Arial" w:hAnsi="Arial"/>
@@ -10887,9 +10943,9 @@
               </w:rPr>
               <w:fldChar w:fldCharType="separate"/>
             </w:r>
-            <w:bookmarkStart w:id="113" w:name="CheckBox_Copie_24"/>
-            <w:bookmarkStart w:id="114" w:name="CheckBox_Copie_24"/>
-            <w:bookmarkEnd w:id="114"/>
+            <w:bookmarkStart w:id="133" w:name="CheckBox_Copie_24"/>
+            <w:bookmarkStart w:id="134" w:name="CheckBox_Copie_24"/>
+            <w:bookmarkEnd w:id="134"/>
             <w:r>
               <w:rPr>
                 <w:rFonts w:cs="Arial" w:ascii="Arial" w:hAnsi="Arial"/>
@@ -10909,12 +10965,14 @@
               </w:rPr>
               <w:fldChar w:fldCharType="end"/>
             </w:r>
-            <w:bookmarkStart w:id="115" w:name="CheckBox_Copie_24_Copie_1"/>
-            <w:bookmarkStart w:id="116" w:name="CheckBox_Copie_24_Copie_1"/>
-            <w:bookmarkStart w:id="117" w:name="CheckBox_Copie_24"/>
-            <w:bookmarkEnd w:id="115"/>
-            <w:bookmarkEnd w:id="116"/>
-            <w:bookmarkEnd w:id="117"/>
+            <w:bookmarkStart w:id="135" w:name="CheckBox_Copie_24_Copie_1"/>
+            <w:bookmarkStart w:id="136" w:name="CheckBox_Copie_24_Copie_1_Copie_1"/>
+            <w:bookmarkStart w:id="137" w:name="CheckBox_Copie_24_Copie_1"/>
+            <w:bookmarkStart w:id="138" w:name="CheckBox_Copie_24"/>
+            <w:bookmarkEnd w:id="135"/>
+            <w:bookmarkEnd w:id="136"/>
+            <w:bookmarkEnd w:id="137"/>
+            <w:bookmarkEnd w:id="138"/>
             <w:r>
               <w:rPr>
                 <w:rFonts w:cs="Arial" w:ascii="Arial" w:hAnsi="Arial"/>
@@ -11274,9 +11332,9 @@
               </w:rPr>
               <w:fldChar w:fldCharType="separate"/>
             </w:r>
-            <w:bookmarkStart w:id="118" w:name="CheckBox_Copie_25"/>
-            <w:bookmarkStart w:id="119" w:name="CheckBox_Copie_25"/>
-            <w:bookmarkEnd w:id="119"/>
+            <w:bookmarkStart w:id="139" w:name="CheckBox_Copie_25"/>
+            <w:bookmarkStart w:id="140" w:name="CheckBox_Copie_25"/>
+            <w:bookmarkEnd w:id="140"/>
             <w:r>
               <w:rPr>
                 <w:rFonts w:cs="Arial" w:ascii="Arial" w:hAnsi="Arial"/>
@@ -11296,12 +11354,14 @@
               </w:rPr>
               <w:fldChar w:fldCharType="end"/>
             </w:r>
-            <w:bookmarkStart w:id="120" w:name="CheckBox_Copie_25_Copie_1"/>
-            <w:bookmarkStart w:id="121" w:name="CheckBox_Copie_25_Copie_1"/>
-            <w:bookmarkStart w:id="122" w:name="CheckBox_Copie_25"/>
-            <w:bookmarkEnd w:id="120"/>
-            <w:bookmarkEnd w:id="121"/>
-            <w:bookmarkEnd w:id="122"/>
+            <w:bookmarkStart w:id="141" w:name="CheckBox_Copie_25_Copie_1"/>
+            <w:bookmarkStart w:id="142" w:name="CheckBox_Copie_25_Copie_1_Copie_1"/>
+            <w:bookmarkStart w:id="143" w:name="CheckBox_Copie_25_Copie_1"/>
+            <w:bookmarkStart w:id="144" w:name="CheckBox_Copie_25"/>
+            <w:bookmarkEnd w:id="141"/>
+            <w:bookmarkEnd w:id="142"/>
+            <w:bookmarkEnd w:id="143"/>
+            <w:bookmarkEnd w:id="144"/>
             <w:r>
               <w:rPr>
                 <w:rFonts w:cs="Arial" w:ascii="Arial" w:hAnsi="Arial"/>
@@ -11367,9 +11427,9 @@
               </w:rPr>
               <w:fldChar w:fldCharType="separate"/>
             </w:r>
-            <w:bookmarkStart w:id="123" w:name="CheckBox_Copie_26"/>
-            <w:bookmarkStart w:id="124" w:name="CheckBox_Copie_26"/>
-            <w:bookmarkEnd w:id="124"/>
+            <w:bookmarkStart w:id="145" w:name="CheckBox_Copie_26"/>
+            <w:bookmarkStart w:id="146" w:name="CheckBox_Copie_26"/>
+            <w:bookmarkEnd w:id="146"/>
             <w:r>
               <w:rPr>
                 <w:rFonts w:cs="Arial" w:ascii="Arial" w:hAnsi="Arial"/>
@@ -11389,12 +11449,14 @@
               </w:rPr>
               <w:fldChar w:fldCharType="end"/>
             </w:r>
-            <w:bookmarkStart w:id="125" w:name="CheckBox_Copie_26_Copie_1"/>
-            <w:bookmarkStart w:id="126" w:name="CheckBox_Copie_26_Copie_1"/>
-            <w:bookmarkStart w:id="127" w:name="CheckBox_Copie_26"/>
-            <w:bookmarkEnd w:id="125"/>
-            <w:bookmarkEnd w:id="126"/>
-            <w:bookmarkEnd w:id="127"/>
+            <w:bookmarkStart w:id="147" w:name="CheckBox_Copie_26_Copie_1"/>
+            <w:bookmarkStart w:id="148" w:name="CheckBox_Copie_26_Copie_1_Copie_1"/>
+            <w:bookmarkStart w:id="149" w:name="CheckBox_Copie_26_Copie_1"/>
+            <w:bookmarkStart w:id="150" w:name="CheckBox_Copie_26"/>
+            <w:bookmarkEnd w:id="147"/>
+            <w:bookmarkEnd w:id="148"/>
+            <w:bookmarkEnd w:id="149"/>
+            <w:bookmarkEnd w:id="150"/>
             <w:r>
               <w:rPr>
                 <w:rFonts w:cs="Arial" w:ascii="Arial" w:hAnsi="Arial"/>
@@ -12797,6 +12859,7 @@
               <w:rPr>
                 <w:rFonts w:cs="Arial" w:ascii="Arial" w:hAnsi="Arial"/>
                 <w:bCs/>
+                <w:sz w:val="22"/>
               </w:rPr>
             </w:r>
           </w:p>
@@ -12829,6 +12892,7 @@
               <w:rPr>
                 <w:rFonts w:cs="Arial" w:ascii="Arial" w:hAnsi="Arial"/>
                 <w:bCs/>
+                <w:sz w:val="22"/>
               </w:rPr>
             </w:r>
           </w:p>
@@ -12861,6 +12925,7 @@
               <w:rPr>
                 <w:rFonts w:cs="Arial" w:ascii="Arial" w:hAnsi="Arial"/>
                 <w:bCs/>
+                <w:sz w:val="22"/>
               </w:rPr>
             </w:r>
           </w:p>
@@ -12893,6 +12958,7 @@
               <w:rPr>
                 <w:rFonts w:cs="Arial" w:ascii="Arial" w:hAnsi="Arial"/>
                 <w:bCs/>
+                <w:sz w:val="22"/>
               </w:rPr>
             </w:r>
           </w:p>
@@ -13039,6 +13105,7 @@
               <w:rPr>
                 <w:rFonts w:cs="Arial" w:ascii="Arial" w:hAnsi="Arial"/>
                 <w:bCs/>
+                <w:sz w:val="22"/>
               </w:rPr>
             </w:r>
           </w:p>
@@ -13145,6 +13212,7 @@
               <w:rPr>
                 <w:rFonts w:cs="Arial" w:ascii="Arial" w:hAnsi="Arial"/>
                 <w:bCs/>
+                <w:sz w:val="22"/>
               </w:rPr>
             </w:r>
           </w:p>
@@ -13293,6 +13361,7 @@
               <w:rPr>
                 <w:rFonts w:cs="Arial" w:ascii="Arial" w:hAnsi="Arial"/>
                 <w:bCs/>
+                <w:sz w:val="22"/>
               </w:rPr>
             </w:r>
           </w:p>
@@ -13362,6 +13431,7 @@
               <w:rPr>
                 <w:rFonts w:cs="Arial" w:ascii="Arial" w:hAnsi="Arial"/>
                 <w:bCs/>
+                <w:sz w:val="22"/>
               </w:rPr>
             </w:r>
           </w:p>
@@ -13394,6 +13464,7 @@
               <w:rPr>
                 <w:rFonts w:cs="Arial" w:ascii="Arial" w:hAnsi="Arial"/>
                 <w:bCs/>
+                <w:sz w:val="22"/>
               </w:rPr>
             </w:r>
           </w:p>
@@ -13468,6 +13539,7 @@
               <w:rPr>
                 <w:rFonts w:cs="Arial" w:ascii="Arial" w:hAnsi="Arial"/>
                 <w:bCs/>
+                <w:sz w:val="22"/>
               </w:rPr>
             </w:r>
           </w:p>
@@ -13535,6 +13607,7 @@
               <w:rPr>
                 <w:rFonts w:cs="Arial" w:ascii="Arial" w:hAnsi="Arial"/>
                 <w:bCs/>
+                <w:sz w:val="22"/>
               </w:rPr>
             </w:r>
           </w:p>
@@ -13667,6 +13740,7 @@
               <w:rPr>
                 <w:rFonts w:cs="Arial" w:ascii="Arial" w:hAnsi="Arial"/>
                 <w:bCs/>
+                <w:sz w:val="22"/>
               </w:rPr>
             </w:r>
           </w:p>
@@ -13813,6 +13887,7 @@
               <w:rPr>
                 <w:rFonts w:cs="Arial" w:ascii="Arial" w:hAnsi="Arial"/>
                 <w:bCs/>
+                <w:sz w:val="22"/>
               </w:rPr>
             </w:r>
           </w:p>
@@ -13882,6 +13957,7 @@
               <w:rPr>
                 <w:rFonts w:cs="Arial" w:ascii="Arial" w:hAnsi="Arial"/>
                 <w:bCs/>
+                <w:sz w:val="22"/>
               </w:rPr>
             </w:r>
           </w:p>
@@ -13914,6 +13990,7 @@
               <w:rPr>
                 <w:rFonts w:cs="Arial" w:ascii="Arial" w:hAnsi="Arial"/>
                 <w:bCs/>
+                <w:sz w:val="22"/>
               </w:rPr>
             </w:r>
           </w:p>
@@ -14062,6 +14139,7 @@
               <w:rPr>
                 <w:rFonts w:cs="Arial" w:ascii="Arial" w:hAnsi="Arial"/>
                 <w:bCs/>
+                <w:sz w:val="22"/>
               </w:rPr>
             </w:r>
           </w:p>
@@ -14094,6 +14172,7 @@
               <w:rPr>
                 <w:rFonts w:cs="Arial" w:ascii="Arial" w:hAnsi="Arial"/>
                 <w:bCs/>
+                <w:sz w:val="22"/>
               </w:rPr>
             </w:r>
           </w:p>
@@ -14126,6 +14205,7 @@
               <w:rPr>
                 <w:rFonts w:cs="Arial" w:ascii="Arial" w:hAnsi="Arial"/>
                 <w:bCs/>
+                <w:sz w:val="22"/>
               </w:rPr>
             </w:r>
           </w:p>
@@ -14158,6 +14238,7 @@
               <w:rPr>
                 <w:rFonts w:cs="Arial" w:ascii="Arial" w:hAnsi="Arial"/>
                 <w:bCs/>
+                <w:sz w:val="22"/>
               </w:rPr>
             </w:r>
           </w:p>
@@ -14598,13 +14679,13 @@
         <w:gridCol w:w="227"/>
         <w:gridCol w:w="227"/>
         <w:gridCol w:w="227"/>
-        <w:gridCol w:w="516"/>
+        <w:gridCol w:w="518"/>
         <w:gridCol w:w="227"/>
         <w:gridCol w:w="227"/>
         <w:gridCol w:w="283"/>
-        <w:gridCol w:w="226"/>
+        <w:gridCol w:w="225"/>
         <w:gridCol w:w="227"/>
-        <w:gridCol w:w="516"/>
+        <w:gridCol w:w="518"/>
         <w:gridCol w:w="224"/>
         <w:gridCol w:w="225"/>
         <w:gridCol w:w="226"/>
@@ -14616,15 +14697,15 @@
         <w:gridCol w:w="224"/>
         <w:gridCol w:w="227"/>
         <w:gridCol w:w="224"/>
-        <w:gridCol w:w="518"/>
+        <w:gridCol w:w="519"/>
         <w:gridCol w:w="224"/>
+        <w:gridCol w:w="226"/>
         <w:gridCol w:w="225"/>
+        <w:gridCol w:w="224"/>
         <w:gridCol w:w="226"/>
-        <w:gridCol w:w="224"/>
-        <w:gridCol w:w="225"/>
-        <w:gridCol w:w="518"/>
-        <w:gridCol w:w="299"/>
-        <w:gridCol w:w="305"/>
+        <w:gridCol w:w="517"/>
+        <w:gridCol w:w="300"/>
+        <w:gridCol w:w="306"/>
         <w:gridCol w:w="227"/>
         <w:gridCol w:w="224"/>
         <w:gridCol w:w="304"/>
@@ -14634,14 +14715,14 @@
         <w:gridCol w:w="227"/>
         <w:gridCol w:w="224"/>
         <w:gridCol w:w="224"/>
-        <w:gridCol w:w="517"/>
+        <w:gridCol w:w="518"/>
         <w:gridCol w:w="227"/>
         <w:gridCol w:w="224"/>
         <w:gridCol w:w="224"/>
         <w:gridCol w:w="228"/>
-        <w:gridCol w:w="302"/>
-        <w:gridCol w:w="258"/>
-        <w:gridCol w:w="243"/>
+        <w:gridCol w:w="301"/>
+        <w:gridCol w:w="260"/>
+        <w:gridCol w:w="235"/>
       </w:tblGrid>
       <w:tr>
         <w:trPr>
@@ -15023,7 +15104,7 @@
         </w:tc>
         <w:tc>
           <w:tcPr>
-            <w:tcW w:w="516" w:type="dxa"/>
+            <w:tcW w:w="518" w:type="dxa"/>
             <w:tcBorders>
               <w:top w:val="single" w:sz="4" w:space="0" w:color="000000"/>
               <w:left w:val="single" w:sz="4" w:space="0" w:color="000000"/>
@@ -15148,7 +15229,7 @@
         </w:tc>
         <w:tc>
           <w:tcPr>
-            <w:tcW w:w="226" w:type="dxa"/>
+            <w:tcW w:w="225" w:type="dxa"/>
             <w:tcBorders>
               <w:top w:val="single" w:sz="4" w:space="0" w:color="000000"/>
               <w:left w:val="single" w:sz="4" w:space="0" w:color="000000"/>
@@ -15210,7 +15291,7 @@
         </w:tc>
         <w:tc>
           <w:tcPr>
-            <w:tcW w:w="516" w:type="dxa"/>
+            <w:tcW w:w="518" w:type="dxa"/>
             <w:tcBorders>
               <w:top w:val="single" w:sz="4" w:space="0" w:color="000000"/>
               <w:left w:val="single" w:sz="4" w:space="0" w:color="000000"/>
@@ -15584,7 +15665,7 @@
         </w:tc>
         <w:tc>
           <w:tcPr>
-            <w:tcW w:w="518" w:type="dxa"/>
+            <w:tcW w:w="519" w:type="dxa"/>
             <w:tcBorders>
               <w:top w:val="single" w:sz="4" w:space="0" w:color="000000"/>
               <w:left w:val="single" w:sz="4" w:space="0" w:color="000000"/>
@@ -15647,7 +15728,7 @@
         </w:tc>
         <w:tc>
           <w:tcPr>
-            <w:tcW w:w="225" w:type="dxa"/>
+            <w:tcW w:w="226" w:type="dxa"/>
             <w:tcBorders>
               <w:top w:val="single" w:sz="4" w:space="0" w:color="000000"/>
               <w:left w:val="single" w:sz="4" w:space="0" w:color="000000"/>
@@ -15678,7 +15759,7 @@
         </w:tc>
         <w:tc>
           <w:tcPr>
-            <w:tcW w:w="226" w:type="dxa"/>
+            <w:tcW w:w="225" w:type="dxa"/>
             <w:tcBorders>
               <w:top w:val="single" w:sz="4" w:space="0" w:color="000000"/>
               <w:left w:val="single" w:sz="4" w:space="0" w:color="000000"/>
@@ -15740,7 +15821,7 @@
         </w:tc>
         <w:tc>
           <w:tcPr>
-            <w:tcW w:w="225" w:type="dxa"/>
+            <w:tcW w:w="226" w:type="dxa"/>
             <w:tcBorders>
               <w:top w:val="single" w:sz="4" w:space="0" w:color="000000"/>
               <w:left w:val="single" w:sz="4" w:space="0" w:color="000000"/>
@@ -15771,7 +15852,7 @@
         </w:tc>
         <w:tc>
           <w:tcPr>
-            <w:tcW w:w="518" w:type="dxa"/>
+            <w:tcW w:w="517" w:type="dxa"/>
             <w:tcBorders>
               <w:top w:val="single" w:sz="4" w:space="0" w:color="000000"/>
               <w:left w:val="single" w:sz="4" w:space="0" w:color="000000"/>
@@ -15803,7 +15884,7 @@
         </w:tc>
         <w:tc>
           <w:tcPr>
-            <w:tcW w:w="299" w:type="dxa"/>
+            <w:tcW w:w="300" w:type="dxa"/>
             <w:tcBorders>
               <w:top w:val="single" w:sz="4" w:space="0" w:color="000000"/>
               <w:left w:val="single" w:sz="4" w:space="0" w:color="000000"/>
@@ -15834,7 +15915,7 @@
         </w:tc>
         <w:tc>
           <w:tcPr>
-            <w:tcW w:w="305" w:type="dxa"/>
+            <w:tcW w:w="306" w:type="dxa"/>
             <w:tcBorders>
               <w:top w:val="single" w:sz="4" w:space="0" w:color="000000"/>
               <w:left w:val="single" w:sz="4" w:space="0" w:color="000000"/>
@@ -16145,7 +16226,7 @@
         </w:tc>
         <w:tc>
           <w:tcPr>
-            <w:tcW w:w="517" w:type="dxa"/>
+            <w:tcW w:w="518" w:type="dxa"/>
             <w:tcBorders>
               <w:top w:val="single" w:sz="4" w:space="0" w:color="000000"/>
               <w:left w:val="single" w:sz="4" w:space="0" w:color="000000"/>
@@ -16301,7 +16382,7 @@
         </w:tc>
         <w:tc>
           <w:tcPr>
-            <w:tcW w:w="302" w:type="dxa"/>
+            <w:tcW w:w="301" w:type="dxa"/>
             <w:tcBorders>
               <w:top w:val="single" w:sz="4" w:space="0" w:color="000000"/>
               <w:left w:val="single" w:sz="4" w:space="0" w:color="000000"/>
@@ -16332,7 +16413,7 @@
         </w:tc>
         <w:tc>
           <w:tcPr>
-            <w:tcW w:w="501" w:type="dxa"/>
+            <w:tcW w:w="495" w:type="dxa"/>
             <w:gridSpan w:val="2"/>
             <w:tcBorders>
               <w:left w:val="single" w:sz="4" w:space="0" w:color="000000"/>
@@ -16368,7 +16449,7 @@
         </w:trPr>
         <w:tc>
           <w:tcPr>
-            <w:tcW w:w="4776" w:type="dxa"/>
+            <w:tcW w:w="4777" w:type="dxa"/>
             <w:gridSpan w:val="18"/>
             <w:vMerge w:val="restart"/>
             <w:tcBorders>
@@ -16432,7 +16513,7 @@
         </w:tc>
         <w:tc>
           <w:tcPr>
-            <w:tcW w:w="1640" w:type="dxa"/>
+            <w:tcW w:w="1642" w:type="dxa"/>
             <w:gridSpan w:val="6"/>
             <w:vMerge w:val="restart"/>
             <w:tcBorders>
@@ -16534,7 +16615,7 @@
         </w:tc>
         <w:tc>
           <w:tcPr>
-            <w:tcW w:w="1866" w:type="dxa"/>
+            <w:tcW w:w="1868" w:type="dxa"/>
             <w:gridSpan w:val="7"/>
             <w:tcBorders>
               <w:top w:val="single" w:sz="4" w:space="0" w:color="000000"/>
@@ -16602,7 +16683,7 @@
         </w:tc>
         <w:tc>
           <w:tcPr>
-            <w:tcW w:w="305" w:type="dxa"/>
+            <w:tcW w:w="306" w:type="dxa"/>
             <w:tcBorders>
               <w:top w:val="single" w:sz="4" w:space="0" w:color="000000"/>
               <w:left w:val="single" w:sz="4" w:space="0" w:color="000000"/>
@@ -16668,7 +16749,7 @@
         </w:tc>
         <w:tc>
           <w:tcPr>
-            <w:tcW w:w="258" w:type="dxa"/>
+            <w:tcW w:w="260" w:type="dxa"/>
             <w:tcBorders>
               <w:left w:val="single" w:sz="4" w:space="0" w:color="000000"/>
             </w:tcBorders>
@@ -16696,7 +16777,7 @@
         </w:tc>
         <w:tc>
           <w:tcPr>
-            <w:tcW w:w="243" w:type="dxa"/>
+            <w:tcW w:w="235" w:type="dxa"/>
             <w:tcBorders/>
             <w:vAlign w:val="center"/>
           </w:tcPr>
@@ -16728,7 +16809,7 @@
         </w:trPr>
         <w:tc>
           <w:tcPr>
-            <w:tcW w:w="4776" w:type="dxa"/>
+            <w:tcW w:w="4777" w:type="dxa"/>
             <w:gridSpan w:val="18"/>
             <w:vMerge w:val="continue"/>
             <w:tcBorders>
@@ -16760,7 +16841,7 @@
         </w:tc>
         <w:tc>
           <w:tcPr>
-            <w:tcW w:w="1640" w:type="dxa"/>
+            <w:tcW w:w="1642" w:type="dxa"/>
             <w:gridSpan w:val="6"/>
             <w:vMerge w:val="continue"/>
             <w:tcBorders>
@@ -16860,7 +16941,7 @@
         </w:tc>
         <w:tc>
           <w:tcPr>
-            <w:tcW w:w="742" w:type="dxa"/>
+            <w:tcW w:w="743" w:type="dxa"/>
             <w:gridSpan w:val="2"/>
             <w:tcBorders>
               <w:top w:val="single" w:sz="4" w:space="0" w:color="000000"/>
@@ -16894,7 +16975,7 @@
         </w:tc>
         <w:tc>
           <w:tcPr>
-            <w:tcW w:w="2022" w:type="dxa"/>
+            <w:tcW w:w="2024" w:type="dxa"/>
             <w:gridSpan w:val="7"/>
             <w:tcBorders>
               <w:top w:val="single" w:sz="4" w:space="0" w:color="000000"/>
@@ -17028,7 +17109,7 @@
         </w:tc>
         <w:tc>
           <w:tcPr>
-            <w:tcW w:w="258" w:type="dxa"/>
+            <w:tcW w:w="260" w:type="dxa"/>
             <w:tcBorders>
               <w:left w:val="single" w:sz="4" w:space="0" w:color="000000"/>
             </w:tcBorders>
@@ -17056,7 +17137,7 @@
         </w:tc>
         <w:tc>
           <w:tcPr>
-            <w:tcW w:w="243" w:type="dxa"/>
+            <w:tcW w:w="235" w:type="dxa"/>
             <w:tcBorders/>
             <w:vAlign w:val="center"/>
           </w:tcPr>
@@ -17088,7 +17169,7 @@
         </w:trPr>
         <w:tc>
           <w:tcPr>
-            <w:tcW w:w="4776" w:type="dxa"/>
+            <w:tcW w:w="4777" w:type="dxa"/>
             <w:gridSpan w:val="18"/>
             <w:vMerge w:val="continue"/>
             <w:tcBorders>
@@ -17120,7 +17201,7 @@
         </w:tc>
         <w:tc>
           <w:tcPr>
-            <w:tcW w:w="1640" w:type="dxa"/>
+            <w:tcW w:w="1642" w:type="dxa"/>
             <w:gridSpan w:val="6"/>
             <w:vMerge w:val="continue"/>
             <w:tcBorders>
@@ -17152,7 +17233,7 @@
         </w:tc>
         <w:tc>
           <w:tcPr>
-            <w:tcW w:w="4406" w:type="dxa"/>
+            <w:tcW w:w="4409" w:type="dxa"/>
             <w:gridSpan w:val="15"/>
             <w:tcBorders>
               <w:top w:val="single" w:sz="4" w:space="0" w:color="000000"/>
@@ -17252,7 +17333,7 @@
         </w:tc>
         <w:tc>
           <w:tcPr>
-            <w:tcW w:w="1867" w:type="dxa"/>
+            <w:tcW w:w="1868" w:type="dxa"/>
             <w:gridSpan w:val="7"/>
             <w:tcBorders>
               <w:top w:val="single" w:sz="4" w:space="0" w:color="000000"/>
@@ -17320,7 +17401,7 @@
         </w:tc>
         <w:tc>
           <w:tcPr>
-            <w:tcW w:w="302" w:type="dxa"/>
+            <w:tcW w:w="301" w:type="dxa"/>
             <w:tcBorders>
               <w:top w:val="single" w:sz="4" w:space="0" w:color="000000"/>
               <w:left w:val="single" w:sz="4" w:space="0" w:color="000000"/>
@@ -17353,7 +17434,7 @@
         </w:tc>
         <w:tc>
           <w:tcPr>
-            <w:tcW w:w="258" w:type="dxa"/>
+            <w:tcW w:w="260" w:type="dxa"/>
             <w:tcBorders>
               <w:left w:val="single" w:sz="4" w:space="0" w:color="000000"/>
             </w:tcBorders>
@@ -17381,7 +17462,7 @@
         </w:tc>
         <w:tc>
           <w:tcPr>
-            <w:tcW w:w="243" w:type="dxa"/>
+            <w:tcW w:w="235" w:type="dxa"/>
             <w:tcBorders/>
             <w:vAlign w:val="center"/>
           </w:tcPr>
@@ -17468,14 +17549,14 @@
         <w:gridCol w:w="188"/>
         <w:gridCol w:w="191"/>
         <w:gridCol w:w="231"/>
-        <w:gridCol w:w="433"/>
+        <w:gridCol w:w="434"/>
         <w:gridCol w:w="180"/>
-        <w:gridCol w:w="181"/>
+        <w:gridCol w:w="182"/>
         <w:gridCol w:w="60"/>
         <w:gridCol w:w="120"/>
-        <w:gridCol w:w="181"/>
-        <w:gridCol w:w="181"/>
-        <w:gridCol w:w="510"/>
+        <w:gridCol w:w="180"/>
+        <w:gridCol w:w="182"/>
+        <w:gridCol w:w="511"/>
         <w:gridCol w:w="214"/>
         <w:gridCol w:w="211"/>
         <w:gridCol w:w="426"/>
@@ -17483,49 +17564,49 @@
         <w:gridCol w:w="212"/>
         <w:gridCol w:w="568"/>
         <w:gridCol w:w="171"/>
-        <w:gridCol w:w="170"/>
+        <w:gridCol w:w="171"/>
         <w:gridCol w:w="170"/>
         <w:gridCol w:w="170"/>
         <w:gridCol w:w="171"/>
         <w:gridCol w:w="568"/>
-        <w:gridCol w:w="158"/>
+        <w:gridCol w:w="159"/>
         <w:gridCol w:w="156"/>
-        <w:gridCol w:w="5"/>
+        <w:gridCol w:w="6"/>
+        <w:gridCol w:w="194"/>
         <w:gridCol w:w="195"/>
-        <w:gridCol w:w="194"/>
         <w:gridCol w:w="162"/>
         <w:gridCol w:w="548"/>
         <w:gridCol w:w="160"/>
         <w:gridCol w:w="66"/>
         <w:gridCol w:w="225"/>
         <w:gridCol w:w="229"/>
-        <w:gridCol w:w="227"/>
+        <w:gridCol w:w="228"/>
         <w:gridCol w:w="227"/>
         <w:gridCol w:w="569"/>
-        <w:gridCol w:w="149"/>
-        <w:gridCol w:w="11"/>
-        <w:gridCol w:w="281"/>
+        <w:gridCol w:w="150"/>
+        <w:gridCol w:w="10"/>
+        <w:gridCol w:w="282"/>
+        <w:gridCol w:w="206"/>
         <w:gridCol w:w="207"/>
-        <w:gridCol w:w="206"/>
-        <w:gridCol w:w="282"/>
+        <w:gridCol w:w="283"/>
         <w:gridCol w:w="568"/>
         <w:gridCol w:w="160"/>
         <w:gridCol w:w="123"/>
         <w:gridCol w:w="37"/>
         <w:gridCol w:w="194"/>
         <w:gridCol w:w="194"/>
-        <w:gridCol w:w="287"/>
+        <w:gridCol w:w="288"/>
         <w:gridCol w:w="565"/>
-        <w:gridCol w:w="260"/>
-        <w:gridCol w:w="168"/>
+        <w:gridCol w:w="261"/>
+        <w:gridCol w:w="167"/>
+        <w:gridCol w:w="285"/>
+        <w:gridCol w:w="283"/>
         <w:gridCol w:w="284"/>
-        <w:gridCol w:w="284"/>
-        <w:gridCol w:w="283"/>
-        <w:gridCol w:w="568"/>
+        <w:gridCol w:w="569"/>
         <w:gridCol w:w="156"/>
         <w:gridCol w:w="4"/>
         <w:gridCol w:w="267"/>
-        <w:gridCol w:w="258"/>
+        <w:gridCol w:w="246"/>
       </w:tblGrid>
       <w:tr>
         <w:trPr>
@@ -17719,7 +17800,7 @@
         </w:tc>
         <w:tc>
           <w:tcPr>
-            <w:tcW w:w="433" w:type="dxa"/>
+            <w:tcW w:w="434" w:type="dxa"/>
             <w:tcBorders>
               <w:top w:val="single" w:sz="4" w:space="0" w:color="000000"/>
               <w:left w:val="single" w:sz="4" w:space="0" w:color="000000"/>
@@ -17781,7 +17862,7 @@
         </w:tc>
         <w:tc>
           <w:tcPr>
-            <w:tcW w:w="181" w:type="dxa"/>
+            <w:tcW w:w="182" w:type="dxa"/>
             <w:tcBorders>
               <w:top w:val="single" w:sz="4" w:space="0" w:color="000000"/>
               <w:left w:val="single" w:sz="4" w:space="0" w:color="000000"/>
@@ -17844,7 +17925,7 @@
         </w:tc>
         <w:tc>
           <w:tcPr>
-            <w:tcW w:w="181" w:type="dxa"/>
+            <w:tcW w:w="180" w:type="dxa"/>
             <w:tcBorders>
               <w:top w:val="single" w:sz="4" w:space="0" w:color="000000"/>
               <w:left w:val="single" w:sz="4" w:space="0" w:color="000000"/>
@@ -17875,7 +17956,7 @@
         </w:tc>
         <w:tc>
           <w:tcPr>
-            <w:tcW w:w="181" w:type="dxa"/>
+            <w:tcW w:w="182" w:type="dxa"/>
             <w:tcBorders>
               <w:top w:val="single" w:sz="4" w:space="0" w:color="000000"/>
               <w:left w:val="single" w:sz="4" w:space="0" w:color="000000"/>
@@ -17906,7 +17987,7 @@
         </w:tc>
         <w:tc>
           <w:tcPr>
-            <w:tcW w:w="510" w:type="dxa"/>
+            <w:tcW w:w="511" w:type="dxa"/>
             <w:tcBorders>
               <w:top w:val="single" w:sz="4" w:space="0" w:color="000000"/>
               <w:left w:val="single" w:sz="4" w:space="0" w:color="000000"/>
@@ -18154,7 +18235,7 @@
         </w:tc>
         <w:tc>
           <w:tcPr>
-            <w:tcW w:w="170" w:type="dxa"/>
+            <w:tcW w:w="171" w:type="dxa"/>
             <w:tcBorders>
               <w:top w:val="single" w:sz="4" w:space="0" w:color="000000"/>
               <w:left w:val="single" w:sz="4" w:space="0" w:color="000000"/>
@@ -18309,7 +18390,7 @@
         </w:tc>
         <w:tc>
           <w:tcPr>
-            <w:tcW w:w="158" w:type="dxa"/>
+            <w:tcW w:w="159" w:type="dxa"/>
             <w:tcBorders>
               <w:top w:val="single" w:sz="4" w:space="0" w:color="000000"/>
               <w:left w:val="single" w:sz="4" w:space="0" w:color="000000"/>
@@ -18340,7 +18421,7 @@
         </w:tc>
         <w:tc>
           <w:tcPr>
-            <w:tcW w:w="161" w:type="dxa"/>
+            <w:tcW w:w="162" w:type="dxa"/>
             <w:gridSpan w:val="2"/>
             <w:tcBorders>
               <w:top w:val="single" w:sz="4" w:space="0" w:color="000000"/>
@@ -18372,7 +18453,7 @@
         </w:tc>
         <w:tc>
           <w:tcPr>
-            <w:tcW w:w="195" w:type="dxa"/>
+            <w:tcW w:w="194" w:type="dxa"/>
             <w:tcBorders>
               <w:top w:val="single" w:sz="4" w:space="0" w:color="000000"/>
               <w:left w:val="single" w:sz="4" w:space="0" w:color="000000"/>
@@ -18403,7 +18484,7 @@
         </w:tc>
         <w:tc>
           <w:tcPr>
-            <w:tcW w:w="194" w:type="dxa"/>
+            <w:tcW w:w="195" w:type="dxa"/>
             <w:tcBorders>
               <w:top w:val="single" w:sz="4" w:space="0" w:color="000000"/>
               <w:left w:val="single" w:sz="4" w:space="0" w:color="000000"/>
@@ -18590,7 +18671,7 @@
         </w:tc>
         <w:tc>
           <w:tcPr>
-            <w:tcW w:w="227" w:type="dxa"/>
+            <w:tcW w:w="228" w:type="dxa"/>
             <w:tcBorders>
               <w:top w:val="single" w:sz="4" w:space="0" w:color="000000"/>
               <w:left w:val="single" w:sz="4" w:space="0" w:color="000000"/>
@@ -18715,7 +18796,7 @@
         </w:tc>
         <w:tc>
           <w:tcPr>
-            <w:tcW w:w="281" w:type="dxa"/>
+            <w:tcW w:w="282" w:type="dxa"/>
             <w:tcBorders>
               <w:top w:val="single" w:sz="4" w:space="0" w:color="000000"/>
               <w:left w:val="single" w:sz="4" w:space="0" w:color="000000"/>
@@ -18746,7 +18827,7 @@
         </w:tc>
         <w:tc>
           <w:tcPr>
-            <w:tcW w:w="207" w:type="dxa"/>
+            <w:tcW w:w="206" w:type="dxa"/>
             <w:tcBorders>
               <w:top w:val="single" w:sz="4" w:space="0" w:color="000000"/>
               <w:left w:val="single" w:sz="4" w:space="0" w:color="000000"/>
@@ -18777,7 +18858,7 @@
         </w:tc>
         <w:tc>
           <w:tcPr>
-            <w:tcW w:w="206" w:type="dxa"/>
+            <w:tcW w:w="207" w:type="dxa"/>
             <w:tcBorders>
               <w:top w:val="single" w:sz="4" w:space="0" w:color="000000"/>
               <w:left w:val="single" w:sz="4" w:space="0" w:color="000000"/>
@@ -18808,7 +18889,7 @@
         </w:tc>
         <w:tc>
           <w:tcPr>
-            <w:tcW w:w="282" w:type="dxa"/>
+            <w:tcW w:w="283" w:type="dxa"/>
             <w:tcBorders>
               <w:top w:val="single" w:sz="4" w:space="0" w:color="000000"/>
               <w:left w:val="single" w:sz="4" w:space="0" w:color="000000"/>
@@ -18995,7 +19076,7 @@
         </w:tc>
         <w:tc>
           <w:tcPr>
-            <w:tcW w:w="287" w:type="dxa"/>
+            <w:tcW w:w="288" w:type="dxa"/>
             <w:tcBorders>
               <w:top w:val="single" w:sz="4" w:space="0" w:color="000000"/>
               <w:left w:val="single" w:sz="4" w:space="0" w:color="000000"/>
@@ -19058,7 +19139,7 @@
         </w:tc>
         <w:tc>
           <w:tcPr>
-            <w:tcW w:w="260" w:type="dxa"/>
+            <w:tcW w:w="261" w:type="dxa"/>
             <w:tcBorders>
               <w:top w:val="single" w:sz="4" w:space="0" w:color="000000"/>
               <w:left w:val="single" w:sz="4" w:space="0" w:color="000000"/>
@@ -19089,7 +19170,7 @@
         </w:tc>
         <w:tc>
           <w:tcPr>
-            <w:tcW w:w="168" w:type="dxa"/>
+            <w:tcW w:w="167" w:type="dxa"/>
             <w:tcBorders>
               <w:top w:val="single" w:sz="4" w:space="0" w:color="000000"/>
               <w:left w:val="single" w:sz="4" w:space="0" w:color="000000"/>
@@ -19120,7 +19201,7 @@
         </w:tc>
         <w:tc>
           <w:tcPr>
-            <w:tcW w:w="284" w:type="dxa"/>
+            <w:tcW w:w="285" w:type="dxa"/>
             <w:tcBorders>
               <w:top w:val="single" w:sz="4" w:space="0" w:color="000000"/>
               <w:left w:val="single" w:sz="4" w:space="0" w:color="000000"/>
@@ -19151,7 +19232,7 @@
         </w:tc>
         <w:tc>
           <w:tcPr>
-            <w:tcW w:w="284" w:type="dxa"/>
+            <w:tcW w:w="283" w:type="dxa"/>
             <w:tcBorders>
               <w:top w:val="single" w:sz="4" w:space="0" w:color="000000"/>
               <w:left w:val="single" w:sz="4" w:space="0" w:color="000000"/>
@@ -19182,7 +19263,7 @@
         </w:tc>
         <w:tc>
           <w:tcPr>
-            <w:tcW w:w="283" w:type="dxa"/>
+            <w:tcW w:w="284" w:type="dxa"/>
             <w:tcBorders>
               <w:top w:val="single" w:sz="4" w:space="0" w:color="000000"/>
               <w:left w:val="single" w:sz="4" w:space="0" w:color="000000"/>
@@ -19213,7 +19294,7 @@
         </w:tc>
         <w:tc>
           <w:tcPr>
-            <w:tcW w:w="568" w:type="dxa"/>
+            <w:tcW w:w="569" w:type="dxa"/>
             <w:tcBorders>
               <w:top w:val="single" w:sz="4" w:space="0" w:color="000000"/>
               <w:left w:val="single" w:sz="4" w:space="0" w:color="000000"/>
@@ -19304,7 +19385,7 @@
         </w:tc>
         <w:tc>
           <w:tcPr>
-            <w:tcW w:w="258" w:type="dxa"/>
+            <w:tcW w:w="246" w:type="dxa"/>
             <w:tcBorders>
               <w:left w:val="single" w:sz="4" w:space="0" w:color="000000"/>
             </w:tcBorders>
@@ -19437,7 +19518,7 @@
         </w:tc>
         <w:tc>
           <w:tcPr>
-            <w:tcW w:w="1846" w:type="dxa"/>
+            <w:tcW w:w="1849" w:type="dxa"/>
             <w:gridSpan w:val="8"/>
             <w:tcBorders>
               <w:top w:val="single" w:sz="4" w:space="0" w:color="000000"/>
@@ -19570,7 +19651,7 @@
         </w:tc>
         <w:tc>
           <w:tcPr>
-            <w:tcW w:w="1420" w:type="dxa"/>
+            <w:tcW w:w="1421" w:type="dxa"/>
             <w:gridSpan w:val="6"/>
             <w:tcBorders>
               <w:top w:val="single" w:sz="4" w:space="0" w:color="000000"/>
@@ -19602,7 +19683,7 @@
         </w:tc>
         <w:tc>
           <w:tcPr>
-            <w:tcW w:w="882" w:type="dxa"/>
+            <w:tcW w:w="883" w:type="dxa"/>
             <w:gridSpan w:val="3"/>
             <w:tcBorders>
               <w:top w:val="single" w:sz="4" w:space="0" w:color="000000"/>
@@ -19636,7 +19717,7 @@
         </w:tc>
         <w:tc>
           <w:tcPr>
-            <w:tcW w:w="394" w:type="dxa"/>
+            <w:tcW w:w="395" w:type="dxa"/>
             <w:gridSpan w:val="3"/>
             <w:tcBorders>
               <w:top w:val="single" w:sz="4" w:space="0" w:color="000000"/>
@@ -19670,7 +19751,7 @@
         </w:tc>
         <w:tc>
           <w:tcPr>
-            <w:tcW w:w="1844" w:type="dxa"/>
+            <w:tcW w:w="1845" w:type="dxa"/>
             <w:gridSpan w:val="8"/>
             <w:tcBorders>
               <w:top w:val="single" w:sz="4" w:space="0" w:color="000000"/>
@@ -19704,7 +19785,7 @@
         </w:tc>
         <w:tc>
           <w:tcPr>
-            <w:tcW w:w="718" w:type="dxa"/>
+            <w:tcW w:w="719" w:type="dxa"/>
             <w:gridSpan w:val="2"/>
             <w:tcBorders>
               <w:top w:val="single" w:sz="4" w:space="0" w:color="000000"/>
@@ -19772,7 +19853,7 @@
         </w:tc>
         <w:tc>
           <w:tcPr>
-            <w:tcW w:w="4102" w:type="dxa"/>
+            <w:tcW w:w="4105" w:type="dxa"/>
             <w:gridSpan w:val="16"/>
             <w:tcBorders>
               <w:top w:val="single" w:sz="4" w:space="0" w:color="000000"/>
@@ -19804,7 +19885,7 @@
         </w:tc>
         <w:tc>
           <w:tcPr>
-            <w:tcW w:w="568" w:type="dxa"/>
+            <w:tcW w:w="569" w:type="dxa"/>
             <w:tcBorders>
               <w:top w:val="single" w:sz="4" w:space="0" w:color="000000"/>
               <w:left w:val="single" w:sz="4" w:space="0" w:color="000000"/>
@@ -19898,7 +19979,7 @@
         </w:tc>
         <w:tc>
           <w:tcPr>
-            <w:tcW w:w="258" w:type="dxa"/>
+            <w:tcW w:w="246" w:type="dxa"/>
             <w:tcBorders>
               <w:left w:val="single" w:sz="4" w:space="0" w:color="000000"/>
             </w:tcBorders>
@@ -19964,7 +20045,7 @@
         </w:tc>
         <w:tc>
           <w:tcPr>
-            <w:tcW w:w="855" w:type="dxa"/>
+            <w:tcW w:w="856" w:type="dxa"/>
             <w:gridSpan w:val="3"/>
             <w:tcBorders>
               <w:top w:val="single" w:sz="4" w:space="0" w:color="000000"/>
@@ -19998,7 +20079,7 @@
         </w:tc>
         <w:tc>
           <w:tcPr>
-            <w:tcW w:w="421" w:type="dxa"/>
+            <w:tcW w:w="422" w:type="dxa"/>
             <w:gridSpan w:val="3"/>
             <w:tcBorders>
               <w:top w:val="single" w:sz="4" w:space="0" w:color="000000"/>
@@ -20032,7 +20113,7 @@
         </w:tc>
         <w:tc>
           <w:tcPr>
-            <w:tcW w:w="1843" w:type="dxa"/>
+            <w:tcW w:w="1844" w:type="dxa"/>
             <w:gridSpan w:val="7"/>
             <w:tcBorders>
               <w:top w:val="single" w:sz="4" w:space="0" w:color="000000"/>
@@ -20099,7 +20180,7 @@
         </w:tc>
         <w:tc>
           <w:tcPr>
-            <w:tcW w:w="1420" w:type="dxa"/>
+            <w:tcW w:w="1421" w:type="dxa"/>
             <w:gridSpan w:val="6"/>
             <w:tcBorders>
               <w:left w:val="single" w:sz="4" w:space="0" w:color="000000"/>
@@ -20128,7 +20209,7 @@
         </w:tc>
         <w:tc>
           <w:tcPr>
-            <w:tcW w:w="882" w:type="dxa"/>
+            <w:tcW w:w="883" w:type="dxa"/>
             <w:gridSpan w:val="3"/>
             <w:tcBorders>
               <w:top w:val="single" w:sz="4" w:space="0" w:color="000000"/>
@@ -20162,7 +20243,7 @@
         </w:tc>
         <w:tc>
           <w:tcPr>
-            <w:tcW w:w="556" w:type="dxa"/>
+            <w:tcW w:w="557" w:type="dxa"/>
             <w:gridSpan w:val="4"/>
             <w:tcBorders>
               <w:top w:val="single" w:sz="4" w:space="0" w:color="000000"/>
@@ -20230,7 +20311,7 @@
         </w:tc>
         <w:tc>
           <w:tcPr>
-            <w:tcW w:w="1984" w:type="dxa"/>
+            <w:tcW w:w="1986" w:type="dxa"/>
             <w:gridSpan w:val="9"/>
             <w:tcBorders>
               <w:top w:val="single" w:sz="4" w:space="0" w:color="000000"/>
@@ -20298,7 +20379,7 @@
         </w:tc>
         <w:tc>
           <w:tcPr>
-            <w:tcW w:w="282" w:type="dxa"/>
+            <w:tcW w:w="283" w:type="dxa"/>
             <w:tcBorders>
               <w:top w:val="single" w:sz="4" w:space="0" w:color="000000"/>
               <w:left w:val="single" w:sz="4" w:space="0" w:color="000000"/>
@@ -20331,7 +20412,7 @@
         </w:tc>
         <w:tc>
           <w:tcPr>
-            <w:tcW w:w="3407" w:type="dxa"/>
+            <w:tcW w:w="3409" w:type="dxa"/>
             <w:gridSpan w:val="13"/>
             <w:tcBorders>
               <w:top w:val="single" w:sz="4" w:space="0" w:color="000000"/>
@@ -20362,7 +20443,7 @@
         </w:tc>
         <w:tc>
           <w:tcPr>
-            <w:tcW w:w="568" w:type="dxa"/>
+            <w:tcW w:w="569" w:type="dxa"/>
             <w:tcBorders>
               <w:top w:val="single" w:sz="4" w:space="0" w:color="000000"/>
               <w:left w:val="single" w:sz="4" w:space="0" w:color="000000"/>
@@ -20456,7 +20537,7 @@
         </w:tc>
         <w:tc>
           <w:tcPr>
-            <w:tcW w:w="258" w:type="dxa"/>
+            <w:tcW w:w="246" w:type="dxa"/>
             <w:tcBorders>
               <w:left w:val="single" w:sz="4" w:space="0" w:color="000000"/>
             </w:tcBorders>
@@ -20490,7 +20571,7 @@
         </w:trPr>
         <w:tc>
           <w:tcPr>
-            <w:tcW w:w="4478" w:type="dxa"/>
+            <w:tcW w:w="4481" w:type="dxa"/>
             <w:gridSpan w:val="19"/>
             <w:tcBorders>
               <w:top w:val="single" w:sz="4" w:space="0" w:color="000000"/>
@@ -20522,7 +20603,7 @@
         </w:tc>
         <w:tc>
           <w:tcPr>
-            <w:tcW w:w="1420" w:type="dxa"/>
+            <w:tcW w:w="1421" w:type="dxa"/>
             <w:gridSpan w:val="6"/>
             <w:tcBorders>
               <w:left w:val="single" w:sz="4" w:space="0" w:color="000000"/>
@@ -20551,7 +20632,7 @@
         </w:tc>
         <w:tc>
           <w:tcPr>
-            <w:tcW w:w="4130" w:type="dxa"/>
+            <w:tcW w:w="4134" w:type="dxa"/>
             <w:gridSpan w:val="18"/>
             <w:tcBorders>
               <w:top w:val="single" w:sz="4" w:space="0" w:color="000000"/>
@@ -20583,7 +20664,7 @@
         </w:tc>
         <w:tc>
           <w:tcPr>
-            <w:tcW w:w="695" w:type="dxa"/>
+            <w:tcW w:w="696" w:type="dxa"/>
             <w:gridSpan w:val="3"/>
             <w:tcBorders>
               <w:top w:val="single" w:sz="4" w:space="0" w:color="000000"/>
@@ -20651,7 +20732,7 @@
         </w:tc>
         <w:tc>
           <w:tcPr>
-            <w:tcW w:w="1828" w:type="dxa"/>
+            <w:tcW w:w="1829" w:type="dxa"/>
             <w:gridSpan w:val="8"/>
             <w:tcBorders>
               <w:top w:val="single" w:sz="4" w:space="0" w:color="000000"/>
@@ -20719,7 +20800,7 @@
         </w:tc>
         <w:tc>
           <w:tcPr>
-            <w:tcW w:w="283" w:type="dxa"/>
+            <w:tcW w:w="284" w:type="dxa"/>
             <w:tcBorders>
               <w:top w:val="single" w:sz="4" w:space="0" w:color="000000"/>
               <w:left w:val="single" w:sz="4" w:space="0" w:color="000000"/>
@@ -20752,7 +20833,7 @@
         </w:tc>
         <w:tc>
           <w:tcPr>
-            <w:tcW w:w="568" w:type="dxa"/>
+            <w:tcW w:w="569" w:type="dxa"/>
             <w:tcBorders>
               <w:top w:val="single" w:sz="4" w:space="0" w:color="000000"/>
               <w:left w:val="single" w:sz="4" w:space="0" w:color="000000"/>
@@ -20846,7 +20927,7 @@
         </w:tc>
         <w:tc>
           <w:tcPr>
-            <w:tcW w:w="258" w:type="dxa"/>
+            <w:tcW w:w="246" w:type="dxa"/>
             <w:tcBorders>
               <w:left w:val="single" w:sz="4" w:space="0" w:color="000000"/>
             </w:tcBorders>
@@ -20880,7 +20961,7 @@
         </w:trPr>
         <w:tc>
           <w:tcPr>
-            <w:tcW w:w="4478" w:type="dxa"/>
+            <w:tcW w:w="4481" w:type="dxa"/>
             <w:gridSpan w:val="19"/>
             <w:tcBorders>
               <w:top w:val="single" w:sz="4" w:space="0" w:color="000000"/>
@@ -20912,7 +20993,7 @@
         </w:tc>
         <w:tc>
           <w:tcPr>
-            <w:tcW w:w="1420" w:type="dxa"/>
+            <w:tcW w:w="1421" w:type="dxa"/>
             <w:gridSpan w:val="6"/>
             <w:tcBorders>
               <w:left w:val="single" w:sz="4" w:space="0" w:color="000000"/>
@@ -20942,7 +21023,7 @@
         </w:tc>
         <w:tc>
           <w:tcPr>
-            <w:tcW w:w="4825" w:type="dxa"/>
+            <w:tcW w:w="4830" w:type="dxa"/>
             <w:gridSpan w:val="21"/>
             <w:tcBorders>
               <w:top w:val="single" w:sz="4" w:space="0" w:color="000000"/>
@@ -21042,7 +21123,7 @@
         </w:tc>
         <w:tc>
           <w:tcPr>
-            <w:tcW w:w="2131" w:type="dxa"/>
+            <w:tcW w:w="2133" w:type="dxa"/>
             <w:gridSpan w:val="7"/>
             <w:tcBorders>
               <w:top w:val="single" w:sz="4" w:space="0" w:color="000000"/>
@@ -21076,7 +21157,7 @@
         </w:tc>
         <w:tc>
           <w:tcPr>
-            <w:tcW w:w="724" w:type="dxa"/>
+            <w:tcW w:w="725" w:type="dxa"/>
             <w:gridSpan w:val="2"/>
             <w:tcBorders>
               <w:top w:val="single" w:sz="4" w:space="0" w:color="000000"/>
@@ -21144,7 +21225,7 @@
         </w:tc>
         <w:tc>
           <w:tcPr>
-            <w:tcW w:w="258" w:type="dxa"/>
+            <w:tcW w:w="246" w:type="dxa"/>
             <w:tcBorders>
               <w:left w:val="single" w:sz="4" w:space="0" w:color="000000"/>
             </w:tcBorders>
@@ -21206,10 +21287,10 @@
         <w:tblLook w:firstRow="1" w:noVBand="1" w:lastRow="0" w:firstColumn="1" w:lastColumn="0" w:noHBand="0" w:val="04a0"/>
       </w:tblPr>
       <w:tblGrid>
-        <w:gridCol w:w="3115"/>
-        <w:gridCol w:w="1847"/>
-        <w:gridCol w:w="2264"/>
-        <w:gridCol w:w="2697"/>
+        <w:gridCol w:w="3114"/>
+        <w:gridCol w:w="1848"/>
+        <w:gridCol w:w="2263"/>
+        <w:gridCol w:w="2698"/>
       </w:tblGrid>
       <w:tr>
         <w:trPr/>
@@ -21377,7 +21458,7 @@
         </w:tc>
         <w:tc>
           <w:tcPr>
-            <w:tcW w:w="2264" w:type="dxa"/>
+            <w:tcW w:w="2263" w:type="dxa"/>
             <w:tcBorders>
               <w:top w:val="single" w:sz="4" w:space="0" w:color="000000"/>
               <w:left w:val="single" w:sz="4" w:space="0" w:color="000000"/>
@@ -21422,7 +21503,7 @@
         </w:tc>
         <w:tc>
           <w:tcPr>
-            <w:tcW w:w="2697" w:type="dxa"/>
+            <w:tcW w:w="2698" w:type="dxa"/>
             <w:tcBorders>
               <w:top w:val="single" w:sz="4" w:space="0" w:color="000000"/>
               <w:left w:val="single" w:sz="4" w:space="0" w:color="000000"/>
@@ -21465,7 +21546,7 @@
         </w:trPr>
         <w:tc>
           <w:tcPr>
-            <w:tcW w:w="3115" w:type="dxa"/>
+            <w:tcW w:w="3114" w:type="dxa"/>
             <w:tcBorders>
               <w:top w:val="single" w:sz="4" w:space="0" w:color="000000"/>
               <w:left w:val="single" w:sz="4" w:space="0" w:color="000000"/>
@@ -21534,9 +21615,9 @@
               </w:rPr>
               <w:fldChar w:fldCharType="separate"/>
             </w:r>
-            <w:bookmarkStart w:id="128" w:name="Bookmark_Copie_3"/>
-            <w:bookmarkStart w:id="129" w:name="Bookmark_Copie_3"/>
-            <w:bookmarkEnd w:id="129"/>
+            <w:bookmarkStart w:id="151" w:name="Bookmark_Copie_3"/>
+            <w:bookmarkStart w:id="152" w:name="Bookmark_Copie_3"/>
+            <w:bookmarkEnd w:id="152"/>
             <w:r/>
             <w:r>
               <w:rPr>
@@ -21629,9 +21710,9 @@
               </w:rPr>
               <w:fldChar w:fldCharType="separate"/>
             </w:r>
-            <w:bookmarkStart w:id="130" w:name="CheckBox_Copie_27"/>
-            <w:bookmarkStart w:id="131" w:name="CheckBox_Copie_27"/>
-            <w:bookmarkEnd w:id="131"/>
+            <w:bookmarkStart w:id="153" w:name="CheckBox_Copie_27"/>
+            <w:bookmarkStart w:id="154" w:name="CheckBox_Copie_27"/>
+            <w:bookmarkEnd w:id="154"/>
             <w:r/>
             <w:r>
               <w:rPr>
@@ -21654,7 +21735,7 @@
         </w:tc>
         <w:tc>
           <w:tcPr>
-            <w:tcW w:w="2697" w:type="dxa"/>
+            <w:tcW w:w="2698" w:type="dxa"/>
             <w:tcBorders>
               <w:top w:val="single" w:sz="4" w:space="0" w:color="000000"/>
               <w:bottom w:val="single" w:sz="4" w:space="0" w:color="000000"/>
@@ -21825,9 +21906,9 @@
         <w:tblLook w:firstRow="0" w:noVBand="0" w:lastRow="0" w:firstColumn="0" w:lastColumn="0" w:noHBand="0" w:val="0000"/>
       </w:tblPr>
       <w:tblGrid>
-        <w:gridCol w:w="7226"/>
+        <w:gridCol w:w="7225"/>
         <w:gridCol w:w="1559"/>
-        <w:gridCol w:w="1138"/>
+        <w:gridCol w:w="1139"/>
       </w:tblGrid>
       <w:tr>
         <w:trPr>
@@ -21892,7 +21973,7 @@
         </w:trPr>
         <w:tc>
           <w:tcPr>
-            <w:tcW w:w="7226" w:type="dxa"/>
+            <w:tcW w:w="7225" w:type="dxa"/>
             <w:tcBorders>
               <w:left w:val="single" w:sz="4" w:space="0" w:color="000000"/>
               <w:right w:val="single" w:sz="4" w:space="0" w:color="000000"/>
@@ -21955,7 +22036,7 @@
         </w:tc>
         <w:tc>
           <w:tcPr>
-            <w:tcW w:w="1138" w:type="dxa"/>
+            <w:tcW w:w="1139" w:type="dxa"/>
             <w:tcBorders>
               <w:left w:val="single" w:sz="4" w:space="0" w:color="000000"/>
               <w:right w:val="single" w:sz="4" w:space="0" w:color="000000"/>
@@ -22079,10 +22160,10 @@
         <w:tblLook w:firstRow="0" w:noVBand="0" w:lastRow="0" w:firstColumn="0" w:lastColumn="0" w:noHBand="0" w:val="0000"/>
       </w:tblPr>
       <w:tblGrid>
-        <w:gridCol w:w="7226"/>
+        <w:gridCol w:w="7225"/>
         <w:gridCol w:w="1559"/>
         <w:gridCol w:w="284"/>
-        <w:gridCol w:w="854"/>
+        <w:gridCol w:w="855"/>
       </w:tblGrid>
       <w:tr>
         <w:trPr>
@@ -22187,7 +22268,7 @@
         </w:trPr>
         <w:tc>
           <w:tcPr>
-            <w:tcW w:w="9069" w:type="dxa"/>
+            <w:tcW w:w="9068" w:type="dxa"/>
             <w:gridSpan w:val="3"/>
             <w:tcBorders>
               <w:top w:val="single" w:sz="4" w:space="0" w:color="000000"/>
@@ -22239,9 +22320,9 @@
               </w:rPr>
               <w:fldChar w:fldCharType="separate"/>
             </w:r>
-            <w:bookmarkStart w:id="132" w:name="CheckBox_Copie_28"/>
-            <w:bookmarkStart w:id="133" w:name="CheckBox_Copie_28"/>
-            <w:bookmarkEnd w:id="133"/>
+            <w:bookmarkStart w:id="155" w:name="CheckBox_Copie_28"/>
+            <w:bookmarkStart w:id="156" w:name="CheckBox_Copie_28"/>
+            <w:bookmarkEnd w:id="156"/>
             <w:r>
               <w:rPr>
                 <w:sz w:val="20"/>
@@ -22255,12 +22336,14 @@
               </w:rPr>
               <w:fldChar w:fldCharType="end"/>
             </w:r>
-            <w:bookmarkStart w:id="134" w:name="CheckBox_Copie_28_Copie_1"/>
-            <w:bookmarkStart w:id="135" w:name="CheckBox_Copie_28_Copie_1"/>
-            <w:bookmarkStart w:id="136" w:name="CheckBox_Copie_28"/>
-            <w:bookmarkEnd w:id="134"/>
-            <w:bookmarkEnd w:id="135"/>
-            <w:bookmarkEnd w:id="136"/>
+            <w:bookmarkStart w:id="157" w:name="CheckBox_Copie_28_Copie_1"/>
+            <w:bookmarkStart w:id="158" w:name="CheckBox_Copie_28_Copie_1_Copie_1"/>
+            <w:bookmarkStart w:id="159" w:name="CheckBox_Copie_28_Copie_1"/>
+            <w:bookmarkStart w:id="160" w:name="CheckBox_Copie_28"/>
+            <w:bookmarkEnd w:id="157"/>
+            <w:bookmarkEnd w:id="158"/>
+            <w:bookmarkEnd w:id="159"/>
+            <w:bookmarkEnd w:id="160"/>
             <w:r>
               <w:rPr>
                 <w:sz w:val="20"/>
@@ -22272,7 +22355,7 @@
         </w:tc>
         <w:tc>
           <w:tcPr>
-            <w:tcW w:w="854" w:type="dxa"/>
+            <w:tcW w:w="855" w:type="dxa"/>
             <w:tcBorders>
               <w:top w:val="single" w:sz="4" w:space="0" w:color="000000"/>
               <w:left w:val="single" w:sz="4" w:space="0" w:color="000000"/>
@@ -22310,7 +22393,7 @@
         </w:trPr>
         <w:tc>
           <w:tcPr>
-            <w:tcW w:w="9069" w:type="dxa"/>
+            <w:tcW w:w="9068" w:type="dxa"/>
             <w:gridSpan w:val="3"/>
             <w:tcBorders>
               <w:top w:val="single" w:sz="4" w:space="0" w:color="000000"/>
@@ -22369,9 +22452,9 @@
               </w:rPr>
               <w:fldChar w:fldCharType="separate"/>
             </w:r>
-            <w:bookmarkStart w:id="137" w:name="CheckBox_Copie_29"/>
-            <w:bookmarkStart w:id="138" w:name="CheckBox_Copie_29"/>
-            <w:bookmarkEnd w:id="138"/>
+            <w:bookmarkStart w:id="161" w:name="CheckBox_Copie_29"/>
+            <w:bookmarkStart w:id="162" w:name="CheckBox_Copie_29"/>
+            <w:bookmarkEnd w:id="162"/>
             <w:r>
               <w:rPr>
                 <w:bCs/>
@@ -22387,12 +22470,14 @@
               </w:rPr>
               <w:fldChar w:fldCharType="end"/>
             </w:r>
-            <w:bookmarkStart w:id="139" w:name="CheckBox_Copie_29_Copie_1"/>
-            <w:bookmarkStart w:id="140" w:name="CheckBox_Copie_29_Copie_1"/>
-            <w:bookmarkStart w:id="141" w:name="CheckBox_Copie_29"/>
-            <w:bookmarkEnd w:id="139"/>
-            <w:bookmarkEnd w:id="140"/>
-            <w:bookmarkEnd w:id="141"/>
+            <w:bookmarkStart w:id="163" w:name="CheckBox_Copie_29_Copie_1"/>
+            <w:bookmarkStart w:id="164" w:name="CheckBox_Copie_29_Copie_1_Copie_1"/>
+            <w:bookmarkStart w:id="165" w:name="CheckBox_Copie_29_Copie_1"/>
+            <w:bookmarkStart w:id="166" w:name="CheckBox_Copie_29"/>
+            <w:bookmarkEnd w:id="163"/>
+            <w:bookmarkEnd w:id="164"/>
+            <w:bookmarkEnd w:id="165"/>
+            <w:bookmarkEnd w:id="166"/>
             <w:r>
               <w:rPr>
                 <w:sz w:val="20"/>
@@ -22412,7 +22497,7 @@
         </w:tc>
         <w:tc>
           <w:tcPr>
-            <w:tcW w:w="854" w:type="dxa"/>
+            <w:tcW w:w="855" w:type="dxa"/>
             <w:tcBorders>
               <w:top w:val="single" w:sz="4" w:space="0" w:color="000000"/>
               <w:left w:val="single" w:sz="4" w:space="0" w:color="000000"/>
@@ -22450,7 +22535,7 @@
         </w:trPr>
         <w:tc>
           <w:tcPr>
-            <w:tcW w:w="9069" w:type="dxa"/>
+            <w:tcW w:w="9068" w:type="dxa"/>
             <w:gridSpan w:val="3"/>
             <w:tcBorders>
               <w:top w:val="single" w:sz="4" w:space="0" w:color="000000"/>
@@ -22509,9 +22594,9 @@
               </w:rPr>
               <w:fldChar w:fldCharType="separate"/>
             </w:r>
-            <w:bookmarkStart w:id="142" w:name="CheckBox_Copie_30"/>
-            <w:bookmarkStart w:id="143" w:name="CheckBox_Copie_30"/>
-            <w:bookmarkEnd w:id="143"/>
+            <w:bookmarkStart w:id="167" w:name="CheckBox_Copie_30"/>
+            <w:bookmarkStart w:id="168" w:name="CheckBox_Copie_30"/>
+            <w:bookmarkEnd w:id="168"/>
             <w:r>
               <w:rPr>
                 <w:bCs/>
@@ -22527,12 +22612,14 @@
               </w:rPr>
               <w:fldChar w:fldCharType="end"/>
             </w:r>
-            <w:bookmarkStart w:id="144" w:name="CheckBox_Copie_30_Copie_1"/>
-            <w:bookmarkStart w:id="145" w:name="CheckBox_Copie_30_Copie_1"/>
-            <w:bookmarkStart w:id="146" w:name="CheckBox_Copie_30"/>
-            <w:bookmarkEnd w:id="144"/>
-            <w:bookmarkEnd w:id="145"/>
-            <w:bookmarkEnd w:id="146"/>
+            <w:bookmarkStart w:id="169" w:name="CheckBox_Copie_30_Copie_1"/>
+            <w:bookmarkStart w:id="170" w:name="CheckBox_Copie_30_Copie_1_Copie_1"/>
+            <w:bookmarkStart w:id="171" w:name="CheckBox_Copie_30_Copie_1"/>
+            <w:bookmarkStart w:id="172" w:name="CheckBox_Copie_30"/>
+            <w:bookmarkEnd w:id="169"/>
+            <w:bookmarkEnd w:id="170"/>
+            <w:bookmarkEnd w:id="171"/>
+            <w:bookmarkEnd w:id="172"/>
             <w:r>
               <w:rPr>
                 <w:sz w:val="20"/>
@@ -22559,7 +22646,7 @@
         </w:tc>
         <w:tc>
           <w:tcPr>
-            <w:tcW w:w="854" w:type="dxa"/>
+            <w:tcW w:w="855" w:type="dxa"/>
             <w:tcBorders>
               <w:top w:val="single" w:sz="4" w:space="0" w:color="000000"/>
               <w:left w:val="single" w:sz="4" w:space="0" w:color="000000"/>
@@ -22635,7 +22722,7 @@
         </w:trPr>
         <w:tc>
           <w:tcPr>
-            <w:tcW w:w="7226" w:type="dxa"/>
+            <w:tcW w:w="7225" w:type="dxa"/>
             <w:tcBorders>
               <w:left w:val="single" w:sz="4" w:space="0" w:color="000000"/>
               <w:right w:val="single" w:sz="4" w:space="0" w:color="000000"/>
@@ -22698,7 +22785,7 @@
         </w:tc>
         <w:tc>
           <w:tcPr>
-            <w:tcW w:w="1138" w:type="dxa"/>
+            <w:tcW w:w="1139" w:type="dxa"/>
             <w:gridSpan w:val="2"/>
             <w:tcBorders>
               <w:left w:val="single" w:sz="4" w:space="0" w:color="000000"/>
@@ -22840,8 +22927,8 @@
         <w:tblLook w:firstRow="1" w:noVBand="1" w:lastRow="0" w:firstColumn="1" w:lastColumn="0" w:noHBand="0" w:val="04a0"/>
       </w:tblPr>
       <w:tblGrid>
-        <w:gridCol w:w="1695"/>
-        <w:gridCol w:w="2015"/>
+        <w:gridCol w:w="1694"/>
+        <w:gridCol w:w="2016"/>
         <w:gridCol w:w="2069"/>
         <w:gridCol w:w="2021"/>
         <w:gridCol w:w="2123"/>
@@ -22852,7 +22939,7 @@
         </w:trPr>
         <w:tc>
           <w:tcPr>
-            <w:tcW w:w="1695" w:type="dxa"/>
+            <w:tcW w:w="1694" w:type="dxa"/>
             <w:tcBorders/>
             <w:shd w:color="auto" w:fill="F2F2F2" w:themeFill="background1" w:themeFillShade="f2" w:val="clear"/>
             <w:vAlign w:val="center"/>
@@ -22893,7 +22980,7 @@
         </w:tc>
         <w:tc>
           <w:tcPr>
-            <w:tcW w:w="2015" w:type="dxa"/>
+            <w:tcW w:w="2016" w:type="dxa"/>
             <w:tcBorders/>
             <w:shd w:color="auto" w:fill="F2F2F2" w:themeFill="background1" w:themeFillShade="f2" w:val="clear"/>
             <w:vAlign w:val="center"/>
@@ -23062,7 +23149,7 @@
         </w:trPr>
         <w:tc>
           <w:tcPr>
-            <w:tcW w:w="1695" w:type="dxa"/>
+            <w:tcW w:w="1694" w:type="dxa"/>
             <w:vMerge w:val="restart"/>
             <w:tcBorders/>
             <w:vAlign w:val="center"/>
@@ -23101,7 +23188,7 @@
         </w:tc>
         <w:tc>
           <w:tcPr>
-            <w:tcW w:w="2015" w:type="dxa"/>
+            <w:tcW w:w="2016" w:type="dxa"/>
             <w:tcBorders/>
             <w:vAlign w:val="center"/>
           </w:tcPr>
@@ -23258,7 +23345,7 @@
         </w:trPr>
         <w:tc>
           <w:tcPr>
-            <w:tcW w:w="1695" w:type="dxa"/>
+            <w:tcW w:w="1694" w:type="dxa"/>
             <w:vMerge w:val="continue"/>
             <w:tcBorders/>
             <w:vAlign w:val="center"/>
@@ -23294,7 +23381,7 @@
         </w:tc>
         <w:tc>
           <w:tcPr>
-            <w:tcW w:w="2015" w:type="dxa"/>
+            <w:tcW w:w="2016" w:type="dxa"/>
             <w:tcBorders/>
             <w:vAlign w:val="center"/>
           </w:tcPr>
@@ -23451,7 +23538,7 @@
         </w:trPr>
         <w:tc>
           <w:tcPr>
-            <w:tcW w:w="1695" w:type="dxa"/>
+            <w:tcW w:w="1694" w:type="dxa"/>
             <w:vMerge w:val="continue"/>
             <w:tcBorders/>
             <w:vAlign w:val="center"/>
@@ -23487,7 +23574,7 @@
         </w:tc>
         <w:tc>
           <w:tcPr>
-            <w:tcW w:w="2015" w:type="dxa"/>
+            <w:tcW w:w="2016" w:type="dxa"/>
             <w:tcBorders/>
             <w:vAlign w:val="center"/>
           </w:tcPr>
@@ -23644,7 +23731,7 @@
         </w:trPr>
         <w:tc>
           <w:tcPr>
-            <w:tcW w:w="1695" w:type="dxa"/>
+            <w:tcW w:w="1694" w:type="dxa"/>
             <w:vMerge w:val="continue"/>
             <w:tcBorders/>
             <w:vAlign w:val="center"/>
@@ -23680,7 +23767,7 @@
         </w:tc>
         <w:tc>
           <w:tcPr>
-            <w:tcW w:w="2015" w:type="dxa"/>
+            <w:tcW w:w="2016" w:type="dxa"/>
             <w:tcBorders/>
             <w:vAlign w:val="center"/>
           </w:tcPr>
@@ -23833,7 +23920,7 @@
         </w:trPr>
         <w:tc>
           <w:tcPr>
-            <w:tcW w:w="1695" w:type="dxa"/>
+            <w:tcW w:w="1694" w:type="dxa"/>
             <w:vMerge w:val="continue"/>
             <w:tcBorders/>
             <w:vAlign w:val="center"/>
@@ -23869,7 +23956,7 @@
         </w:tc>
         <w:tc>
           <w:tcPr>
-            <w:tcW w:w="2015" w:type="dxa"/>
+            <w:tcW w:w="2016" w:type="dxa"/>
             <w:tcBorders/>
             <w:vAlign w:val="center"/>
           </w:tcPr>
@@ -29914,10 +30001,10 @@
         <w:tblLook w:firstRow="1" w:noVBand="1" w:lastRow="0" w:firstColumn="1" w:lastColumn="0" w:noHBand="0" w:val="04a0"/>
       </w:tblPr>
       <w:tblGrid>
-        <w:gridCol w:w="3115"/>
-        <w:gridCol w:w="1847"/>
-        <w:gridCol w:w="2264"/>
-        <w:gridCol w:w="2697"/>
+        <w:gridCol w:w="3114"/>
+        <w:gridCol w:w="1848"/>
+        <w:gridCol w:w="2263"/>
+        <w:gridCol w:w="2698"/>
       </w:tblGrid>
       <w:tr>
         <w:trPr/>
@@ -30086,7 +30173,7 @@
         </w:tc>
         <w:tc>
           <w:tcPr>
-            <w:tcW w:w="2264" w:type="dxa"/>
+            <w:tcW w:w="2263" w:type="dxa"/>
             <w:tcBorders>
               <w:top w:val="single" w:sz="4" w:space="0" w:color="000000"/>
               <w:left w:val="single" w:sz="4" w:space="0" w:color="000000"/>
@@ -30131,7 +30218,7 @@
         </w:tc>
         <w:tc>
           <w:tcPr>
-            <w:tcW w:w="2697" w:type="dxa"/>
+            <w:tcW w:w="2698" w:type="dxa"/>
             <w:tcBorders>
               <w:top w:val="single" w:sz="4" w:space="0" w:color="000000"/>
               <w:left w:val="single" w:sz="4" w:space="0" w:color="000000"/>
@@ -30174,7 +30261,7 @@
         </w:trPr>
         <w:tc>
           <w:tcPr>
-            <w:tcW w:w="3115" w:type="dxa"/>
+            <w:tcW w:w="3114" w:type="dxa"/>
             <w:tcBorders>
               <w:top w:val="single" w:sz="4" w:space="0" w:color="000000"/>
               <w:left w:val="single" w:sz="4" w:space="0" w:color="000000"/>
@@ -30243,9 +30330,9 @@
               </w:rPr>
               <w:fldChar w:fldCharType="separate"/>
             </w:r>
-            <w:bookmarkStart w:id="147" w:name="Bookmark_Copie_4"/>
-            <w:bookmarkStart w:id="148" w:name="Bookmark_Copie_4"/>
-            <w:bookmarkEnd w:id="148"/>
+            <w:bookmarkStart w:id="173" w:name="Bookmark_Copie_4"/>
+            <w:bookmarkStart w:id="174" w:name="Bookmark_Copie_4"/>
+            <w:bookmarkEnd w:id="174"/>
             <w:r/>
             <w:r>
               <w:rPr>
@@ -30338,9 +30425,9 @@
               </w:rPr>
               <w:fldChar w:fldCharType="separate"/>
             </w:r>
-            <w:bookmarkStart w:id="149" w:name="CheckBox_Copie_31"/>
-            <w:bookmarkStart w:id="150" w:name="CheckBox_Copie_31"/>
-            <w:bookmarkEnd w:id="150"/>
+            <w:bookmarkStart w:id="175" w:name="CheckBox_Copie_31"/>
+            <w:bookmarkStart w:id="176" w:name="CheckBox_Copie_31"/>
+            <w:bookmarkEnd w:id="176"/>
             <w:r/>
             <w:r>
               <w:rPr>
@@ -30363,7 +30450,7 @@
         </w:tc>
         <w:tc>
           <w:tcPr>
-            <w:tcW w:w="2697" w:type="dxa"/>
+            <w:tcW w:w="2698" w:type="dxa"/>
             <w:tcBorders>
               <w:top w:val="single" w:sz="4" w:space="0" w:color="000000"/>
               <w:bottom w:val="single" w:sz="4" w:space="0" w:color="000000"/>
@@ -30534,9 +30621,9 @@
         <w:tblLook w:firstRow="0" w:noVBand="0" w:lastRow="0" w:firstColumn="0" w:lastColumn="0" w:noHBand="0" w:val="0000"/>
       </w:tblPr>
       <w:tblGrid>
-        <w:gridCol w:w="7226"/>
+        <w:gridCol w:w="7225"/>
         <w:gridCol w:w="1559"/>
-        <w:gridCol w:w="1138"/>
+        <w:gridCol w:w="1139"/>
       </w:tblGrid>
       <w:tr>
         <w:trPr>
@@ -30601,7 +30688,7 @@
         </w:trPr>
         <w:tc>
           <w:tcPr>
-            <w:tcW w:w="7226" w:type="dxa"/>
+            <w:tcW w:w="7225" w:type="dxa"/>
             <w:tcBorders>
               <w:left w:val="single" w:sz="4" w:space="0" w:color="000000"/>
               <w:right w:val="single" w:sz="4" w:space="0" w:color="000000"/>
@@ -30664,7 +30751,7 @@
         </w:tc>
         <w:tc>
           <w:tcPr>
-            <w:tcW w:w="1138" w:type="dxa"/>
+            <w:tcW w:w="1139" w:type="dxa"/>
             <w:tcBorders>
               <w:left w:val="single" w:sz="4" w:space="0" w:color="000000"/>
               <w:right w:val="single" w:sz="4" w:space="0" w:color="000000"/>
@@ -30788,10 +30875,10 @@
         <w:tblLook w:firstRow="0" w:noVBand="0" w:lastRow="0" w:firstColumn="0" w:lastColumn="0" w:noHBand="0" w:val="0000"/>
       </w:tblPr>
       <w:tblGrid>
-        <w:gridCol w:w="7226"/>
+        <w:gridCol w:w="7225"/>
         <w:gridCol w:w="1559"/>
         <w:gridCol w:w="284"/>
-        <w:gridCol w:w="854"/>
+        <w:gridCol w:w="855"/>
       </w:tblGrid>
       <w:tr>
         <w:trPr>
@@ -30896,7 +30983,7 @@
         </w:trPr>
         <w:tc>
           <w:tcPr>
-            <w:tcW w:w="9069" w:type="dxa"/>
+            <w:tcW w:w="9068" w:type="dxa"/>
             <w:gridSpan w:val="3"/>
             <w:tcBorders>
               <w:top w:val="single" w:sz="4" w:space="0" w:color="000000"/>
@@ -30948,9 +31035,9 @@
               </w:rPr>
               <w:fldChar w:fldCharType="separate"/>
             </w:r>
-            <w:bookmarkStart w:id="151" w:name="CheckBox_Copie_32"/>
-            <w:bookmarkStart w:id="152" w:name="CheckBox_Copie_32"/>
-            <w:bookmarkEnd w:id="152"/>
+            <w:bookmarkStart w:id="177" w:name="CheckBox_Copie_32"/>
+            <w:bookmarkStart w:id="178" w:name="CheckBox_Copie_32"/>
+            <w:bookmarkEnd w:id="178"/>
             <w:r>
               <w:rPr>
                 <w:sz w:val="20"/>
@@ -30964,12 +31051,14 @@
               </w:rPr>
               <w:fldChar w:fldCharType="end"/>
             </w:r>
-            <w:bookmarkStart w:id="153" w:name="CheckBox_Copie_32_Copie_1"/>
-            <w:bookmarkStart w:id="154" w:name="CheckBox_Copie_32_Copie_1"/>
-            <w:bookmarkStart w:id="155" w:name="CheckBox_Copie_32"/>
-            <w:bookmarkEnd w:id="153"/>
-            <w:bookmarkEnd w:id="154"/>
-            <w:bookmarkEnd w:id="155"/>
+            <w:bookmarkStart w:id="179" w:name="CheckBox_Copie_32_Copie_1"/>
+            <w:bookmarkStart w:id="180" w:name="CheckBox_Copie_32_Copie_1_Copie_1"/>
+            <w:bookmarkStart w:id="181" w:name="CheckBox_Copie_32_Copie_1"/>
+            <w:bookmarkStart w:id="182" w:name="CheckBox_Copie_32"/>
+            <w:bookmarkEnd w:id="179"/>
+            <w:bookmarkEnd w:id="180"/>
+            <w:bookmarkEnd w:id="181"/>
+            <w:bookmarkEnd w:id="182"/>
             <w:r>
               <w:rPr>
                 <w:sz w:val="20"/>
@@ -30981,7 +31070,7 @@
         </w:tc>
         <w:tc>
           <w:tcPr>
-            <w:tcW w:w="854" w:type="dxa"/>
+            <w:tcW w:w="855" w:type="dxa"/>
             <w:tcBorders>
               <w:top w:val="single" w:sz="4" w:space="0" w:color="000000"/>
               <w:left w:val="single" w:sz="4" w:space="0" w:color="000000"/>
@@ -31019,7 +31108,7 @@
         </w:trPr>
         <w:tc>
           <w:tcPr>
-            <w:tcW w:w="9069" w:type="dxa"/>
+            <w:tcW w:w="9068" w:type="dxa"/>
             <w:gridSpan w:val="3"/>
             <w:tcBorders>
               <w:top w:val="single" w:sz="4" w:space="0" w:color="000000"/>
@@ -31078,9 +31167,9 @@
               </w:rPr>
               <w:fldChar w:fldCharType="separate"/>
             </w:r>
-            <w:bookmarkStart w:id="156" w:name="CheckBox_Copie_33"/>
-            <w:bookmarkStart w:id="157" w:name="CheckBox_Copie_33"/>
-            <w:bookmarkEnd w:id="157"/>
+            <w:bookmarkStart w:id="183" w:name="CheckBox_Copie_33"/>
+            <w:bookmarkStart w:id="184" w:name="CheckBox_Copie_33"/>
+            <w:bookmarkEnd w:id="184"/>
             <w:r>
               <w:rPr>
                 <w:bCs/>
@@ -31096,12 +31185,14 @@
               </w:rPr>
               <w:fldChar w:fldCharType="end"/>
             </w:r>
-            <w:bookmarkStart w:id="158" w:name="CheckBox_Copie_33_Copie_1"/>
-            <w:bookmarkStart w:id="159" w:name="CheckBox_Copie_33_Copie_1"/>
-            <w:bookmarkStart w:id="160" w:name="CheckBox_Copie_33"/>
-            <w:bookmarkEnd w:id="158"/>
-            <w:bookmarkEnd w:id="159"/>
-            <w:bookmarkEnd w:id="160"/>
+            <w:bookmarkStart w:id="185" w:name="CheckBox_Copie_33_Copie_1"/>
+            <w:bookmarkStart w:id="186" w:name="CheckBox_Copie_33_Copie_1_Copie_1"/>
+            <w:bookmarkStart w:id="187" w:name="CheckBox_Copie_33_Copie_1"/>
+            <w:bookmarkStart w:id="188" w:name="CheckBox_Copie_33"/>
+            <w:bookmarkEnd w:id="185"/>
+            <w:bookmarkEnd w:id="186"/>
+            <w:bookmarkEnd w:id="187"/>
+            <w:bookmarkEnd w:id="188"/>
             <w:r>
               <w:rPr>
                 <w:sz w:val="20"/>
@@ -31121,7 +31212,7 @@
         </w:tc>
         <w:tc>
           <w:tcPr>
-            <w:tcW w:w="854" w:type="dxa"/>
+            <w:tcW w:w="855" w:type="dxa"/>
             <w:tcBorders>
               <w:top w:val="single" w:sz="4" w:space="0" w:color="000000"/>
               <w:left w:val="single" w:sz="4" w:space="0" w:color="000000"/>
@@ -31159,7 +31250,7 @@
         </w:trPr>
         <w:tc>
           <w:tcPr>
-            <w:tcW w:w="9069" w:type="dxa"/>
+            <w:tcW w:w="9068" w:type="dxa"/>
             <w:gridSpan w:val="3"/>
             <w:tcBorders>
               <w:top w:val="single" w:sz="4" w:space="0" w:color="000000"/>
@@ -31218,9 +31309,9 @@
               </w:rPr>
               <w:fldChar w:fldCharType="separate"/>
             </w:r>
-            <w:bookmarkStart w:id="161" w:name="CheckBox_Copie_34"/>
-            <w:bookmarkStart w:id="162" w:name="CheckBox_Copie_34"/>
-            <w:bookmarkEnd w:id="162"/>
+            <w:bookmarkStart w:id="189" w:name="CheckBox_Copie_34"/>
+            <w:bookmarkStart w:id="190" w:name="CheckBox_Copie_34"/>
+            <w:bookmarkEnd w:id="190"/>
             <w:r>
               <w:rPr>
                 <w:bCs/>
@@ -31236,12 +31327,14 @@
               </w:rPr>
               <w:fldChar w:fldCharType="end"/>
             </w:r>
-            <w:bookmarkStart w:id="163" w:name="CheckBox_Copie_34_Copie_1"/>
-            <w:bookmarkStart w:id="164" w:name="CheckBox_Copie_34_Copie_1"/>
-            <w:bookmarkStart w:id="165" w:name="CheckBox_Copie_34"/>
-            <w:bookmarkEnd w:id="163"/>
-            <w:bookmarkEnd w:id="164"/>
-            <w:bookmarkEnd w:id="165"/>
+            <w:bookmarkStart w:id="191" w:name="CheckBox_Copie_34_Copie_1"/>
+            <w:bookmarkStart w:id="192" w:name="CheckBox_Copie_34_Copie_1_Copie_1"/>
+            <w:bookmarkStart w:id="193" w:name="CheckBox_Copie_34_Copie_1"/>
+            <w:bookmarkStart w:id="194" w:name="CheckBox_Copie_34"/>
+            <w:bookmarkEnd w:id="191"/>
+            <w:bookmarkEnd w:id="192"/>
+            <w:bookmarkEnd w:id="193"/>
+            <w:bookmarkEnd w:id="194"/>
             <w:r>
               <w:rPr>
                 <w:sz w:val="20"/>
@@ -31268,7 +31361,7 @@
         </w:tc>
         <w:tc>
           <w:tcPr>
-            <w:tcW w:w="854" w:type="dxa"/>
+            <w:tcW w:w="855" w:type="dxa"/>
             <w:tcBorders>
               <w:top w:val="single" w:sz="4" w:space="0" w:color="000000"/>
               <w:left w:val="single" w:sz="4" w:space="0" w:color="000000"/>
@@ -31346,7 +31439,7 @@
         </w:trPr>
         <w:tc>
           <w:tcPr>
-            <w:tcW w:w="7226" w:type="dxa"/>
+            <w:tcW w:w="7225" w:type="dxa"/>
             <w:tcBorders>
               <w:left w:val="single" w:sz="4" w:space="0" w:color="000000"/>
               <w:right w:val="single" w:sz="4" w:space="0" w:color="000000"/>
@@ -31409,7 +31502,7 @@
         </w:tc>
         <w:tc>
           <w:tcPr>
-            <w:tcW w:w="1138" w:type="dxa"/>
+            <w:tcW w:w="1139" w:type="dxa"/>
             <w:gridSpan w:val="2"/>
             <w:tcBorders>
               <w:left w:val="single" w:sz="4" w:space="0" w:color="000000"/>
@@ -31551,8 +31644,8 @@
         <w:tblLook w:firstRow="1" w:noVBand="1" w:lastRow="0" w:firstColumn="1" w:lastColumn="0" w:noHBand="0" w:val="04a0"/>
       </w:tblPr>
       <w:tblGrid>
-        <w:gridCol w:w="1695"/>
-        <w:gridCol w:w="2015"/>
+        <w:gridCol w:w="1694"/>
+        <w:gridCol w:w="2016"/>
         <w:gridCol w:w="2069"/>
         <w:gridCol w:w="2021"/>
         <w:gridCol w:w="2123"/>
@@ -31563,7 +31656,7 @@
         </w:trPr>
         <w:tc>
           <w:tcPr>
-            <w:tcW w:w="1695" w:type="dxa"/>
+            <w:tcW w:w="1694" w:type="dxa"/>
             <w:tcBorders/>
             <w:shd w:color="auto" w:fill="F2F2F2" w:themeFill="background1" w:themeFillShade="f2" w:val="clear"/>
             <w:vAlign w:val="center"/>
@@ -31604,7 +31697,7 @@
         </w:tc>
         <w:tc>
           <w:tcPr>
-            <w:tcW w:w="2015" w:type="dxa"/>
+            <w:tcW w:w="2016" w:type="dxa"/>
             <w:tcBorders/>
             <w:shd w:color="auto" w:fill="F2F2F2" w:themeFill="background1" w:themeFillShade="f2" w:val="clear"/>
             <w:vAlign w:val="center"/>
@@ -31773,7 +31866,7 @@
         </w:trPr>
         <w:tc>
           <w:tcPr>
-            <w:tcW w:w="1695" w:type="dxa"/>
+            <w:tcW w:w="1694" w:type="dxa"/>
             <w:vMerge w:val="restart"/>
             <w:tcBorders/>
             <w:vAlign w:val="center"/>
@@ -31812,7 +31905,7 @@
         </w:tc>
         <w:tc>
           <w:tcPr>
-            <w:tcW w:w="2015" w:type="dxa"/>
+            <w:tcW w:w="2016" w:type="dxa"/>
             <w:tcBorders/>
             <w:vAlign w:val="center"/>
           </w:tcPr>
@@ -31969,7 +32062,7 @@
         </w:trPr>
         <w:tc>
           <w:tcPr>
-            <w:tcW w:w="1695" w:type="dxa"/>
+            <w:tcW w:w="1694" w:type="dxa"/>
             <w:vMerge w:val="continue"/>
             <w:tcBorders/>
             <w:vAlign w:val="center"/>
@@ -32005,7 +32098,7 @@
         </w:tc>
         <w:tc>
           <w:tcPr>
-            <w:tcW w:w="2015" w:type="dxa"/>
+            <w:tcW w:w="2016" w:type="dxa"/>
             <w:tcBorders/>
             <w:vAlign w:val="center"/>
           </w:tcPr>
@@ -32162,7 +32255,7 @@
         </w:trPr>
         <w:tc>
           <w:tcPr>
-            <w:tcW w:w="1695" w:type="dxa"/>
+            <w:tcW w:w="1694" w:type="dxa"/>
             <w:vMerge w:val="continue"/>
             <w:tcBorders/>
             <w:vAlign w:val="center"/>
@@ -32198,7 +32291,7 @@
         </w:tc>
         <w:tc>
           <w:tcPr>
-            <w:tcW w:w="2015" w:type="dxa"/>
+            <w:tcW w:w="2016" w:type="dxa"/>
             <w:tcBorders/>
             <w:vAlign w:val="center"/>
           </w:tcPr>
@@ -32355,7 +32448,7 @@
         </w:trPr>
         <w:tc>
           <w:tcPr>
-            <w:tcW w:w="1695" w:type="dxa"/>
+            <w:tcW w:w="1694" w:type="dxa"/>
             <w:vMerge w:val="continue"/>
             <w:tcBorders/>
             <w:vAlign w:val="center"/>
@@ -32391,7 +32484,7 @@
         </w:tc>
         <w:tc>
           <w:tcPr>
-            <w:tcW w:w="2015" w:type="dxa"/>
+            <w:tcW w:w="2016" w:type="dxa"/>
             <w:tcBorders/>
             <w:vAlign w:val="center"/>
           </w:tcPr>
@@ -32544,7 +32637,7 @@
         </w:trPr>
         <w:tc>
           <w:tcPr>
-            <w:tcW w:w="1695" w:type="dxa"/>
+            <w:tcW w:w="1694" w:type="dxa"/>
             <w:vMerge w:val="continue"/>
             <w:tcBorders/>
             <w:vAlign w:val="center"/>
@@ -32580,7 +32673,7 @@
         </w:tc>
         <w:tc>
           <w:tcPr>
-            <w:tcW w:w="2015" w:type="dxa"/>
+            <w:tcW w:w="2016" w:type="dxa"/>
             <w:tcBorders/>
             <w:vAlign w:val="center"/>
           </w:tcPr>
@@ -39338,11 +39431,11 @@
         <w:tblLook w:firstRow="0" w:noVBand="0" w:lastRow="0" w:firstColumn="0" w:lastColumn="0" w:noHBand="0" w:val="0000"/>
       </w:tblPr>
       <w:tblGrid>
-        <w:gridCol w:w="3115"/>
+        <w:gridCol w:w="3114"/>
         <w:gridCol w:w="1701"/>
         <w:gridCol w:w="2410"/>
         <w:gridCol w:w="1559"/>
-        <w:gridCol w:w="1138"/>
+        <w:gridCol w:w="1139"/>
       </w:tblGrid>
       <w:tr>
         <w:trPr>
@@ -39351,7 +39444,7 @@
         </w:trPr>
         <w:tc>
           <w:tcPr>
-            <w:tcW w:w="7226" w:type="dxa"/>
+            <w:tcW w:w="7225" w:type="dxa"/>
             <w:gridSpan w:val="3"/>
             <w:tcBorders>
               <w:top w:val="single" w:sz="4" w:space="0" w:color="000000"/>
@@ -39382,7 +39475,7 @@
         </w:tc>
         <w:tc>
           <w:tcPr>
-            <w:tcW w:w="2697" w:type="dxa"/>
+            <w:tcW w:w="2698" w:type="dxa"/>
             <w:gridSpan w:val="2"/>
             <w:tcBorders>
               <w:top w:val="single" w:sz="4" w:space="0" w:color="000000"/>
@@ -39420,7 +39513,7 @@
         </w:trPr>
         <w:tc>
           <w:tcPr>
-            <w:tcW w:w="3115" w:type="dxa"/>
+            <w:tcW w:w="3114" w:type="dxa"/>
             <w:tcBorders>
               <w:top w:val="single" w:sz="4" w:space="0" w:color="000000"/>
               <w:left w:val="single" w:sz="4" w:space="0" w:color="000000"/>
@@ -39485,9 +39578,9 @@
               </w:rPr>
               <w:fldChar w:fldCharType="separate"/>
             </w:r>
-            <w:bookmarkStart w:id="166" w:name="Bookmark_Copie_5"/>
-            <w:bookmarkStart w:id="167" w:name="Bookmark_Copie_5"/>
-            <w:bookmarkEnd w:id="167"/>
+            <w:bookmarkStart w:id="195" w:name="Bookmark_Copie_5"/>
+            <w:bookmarkStart w:id="196" w:name="Bookmark_Copie_5"/>
+            <w:bookmarkEnd w:id="196"/>
             <w:r/>
             <w:r>
               <w:rPr>
@@ -39576,9 +39669,9 @@
               </w:rPr>
               <w:fldChar w:fldCharType="separate"/>
             </w:r>
-            <w:bookmarkStart w:id="168" w:name="CheckBox_Copie_35"/>
-            <w:bookmarkStart w:id="169" w:name="CheckBox_Copie_35"/>
-            <w:bookmarkEnd w:id="169"/>
+            <w:bookmarkStart w:id="197" w:name="CheckBox_Copie_35"/>
+            <w:bookmarkStart w:id="198" w:name="CheckBox_Copie_35"/>
+            <w:bookmarkEnd w:id="198"/>
             <w:r/>
             <w:r>
               <w:rPr>
@@ -39601,7 +39694,7 @@
         </w:tc>
         <w:tc>
           <w:tcPr>
-            <w:tcW w:w="2697" w:type="dxa"/>
+            <w:tcW w:w="2698" w:type="dxa"/>
             <w:gridSpan w:val="2"/>
             <w:tcBorders>
               <w:top w:val="single" w:sz="4" w:space="0" w:color="000000"/>
@@ -39658,7 +39751,7 @@
         </w:trPr>
         <w:tc>
           <w:tcPr>
-            <w:tcW w:w="3115" w:type="dxa"/>
+            <w:tcW w:w="3114" w:type="dxa"/>
             <w:tcBorders>
               <w:top w:val="single" w:sz="4" w:space="0" w:color="000000"/>
               <w:left w:val="single" w:sz="4" w:space="0" w:color="000000"/>
@@ -39721,9 +39814,9 @@
               </w:rPr>
               <w:fldChar w:fldCharType="separate"/>
             </w:r>
-            <w:bookmarkStart w:id="170" w:name="CheckBox_Copie_36"/>
-            <w:bookmarkStart w:id="171" w:name="CheckBox_Copie_36"/>
-            <w:bookmarkEnd w:id="171"/>
+            <w:bookmarkStart w:id="199" w:name="CheckBox_Copie_36"/>
+            <w:bookmarkStart w:id="200" w:name="CheckBox_Copie_36"/>
+            <w:bookmarkEnd w:id="200"/>
             <w:r/>
             <w:r>
               <w:rPr>
@@ -39810,9 +39903,9 @@
               </w:rPr>
               <w:fldChar w:fldCharType="separate"/>
             </w:r>
-            <w:bookmarkStart w:id="172" w:name="CheckBox_Copie_37"/>
-            <w:bookmarkStart w:id="173" w:name="CheckBox_Copie_37"/>
-            <w:bookmarkEnd w:id="173"/>
+            <w:bookmarkStart w:id="201" w:name="CheckBox_Copie_37"/>
+            <w:bookmarkStart w:id="202" w:name="CheckBox_Copie_37"/>
+            <w:bookmarkEnd w:id="202"/>
             <w:r/>
             <w:r>
               <w:rPr>
@@ -39835,7 +39928,7 @@
         </w:tc>
         <w:tc>
           <w:tcPr>
-            <w:tcW w:w="2697" w:type="dxa"/>
+            <w:tcW w:w="2698" w:type="dxa"/>
             <w:gridSpan w:val="2"/>
             <w:tcBorders>
               <w:top w:val="single" w:sz="4" w:space="0" w:color="000000"/>
@@ -40080,7 +40173,7 @@
         </w:trPr>
         <w:tc>
           <w:tcPr>
-            <w:tcW w:w="4816" w:type="dxa"/>
+            <w:tcW w:w="4815" w:type="dxa"/>
             <w:gridSpan w:val="2"/>
             <w:tcBorders>
               <w:left w:val="single" w:sz="4" w:space="0" w:color="000000"/>
@@ -40136,9 +40229,9 @@
               </w:rPr>
               <w:fldChar w:fldCharType="separate"/>
             </w:r>
-            <w:bookmarkStart w:id="174" w:name="CheckBox_Copie_38"/>
-            <w:bookmarkStart w:id="175" w:name="CheckBox_Copie_38"/>
-            <w:bookmarkEnd w:id="175"/>
+            <w:bookmarkStart w:id="203" w:name="CheckBox_Copie_38"/>
+            <w:bookmarkStart w:id="204" w:name="CheckBox_Copie_38"/>
+            <w:bookmarkEnd w:id="204"/>
             <w:r/>
             <w:r>
               <w:rPr>
@@ -40157,7 +40250,7 @@
         </w:tc>
         <w:tc>
           <w:tcPr>
-            <w:tcW w:w="5107" w:type="dxa"/>
+            <w:tcW w:w="5108" w:type="dxa"/>
             <w:gridSpan w:val="3"/>
             <w:tcBorders>
               <w:left w:val="single" w:sz="4" w:space="0" w:color="000000"/>
@@ -40215,9 +40308,9 @@
               </w:rPr>
               <w:fldChar w:fldCharType="separate"/>
             </w:r>
-            <w:bookmarkStart w:id="176" w:name="CheckBox_Copie_39"/>
-            <w:bookmarkStart w:id="177" w:name="CheckBox_Copie_39"/>
-            <w:bookmarkEnd w:id="177"/>
+            <w:bookmarkStart w:id="205" w:name="CheckBox_Copie_39"/>
+            <w:bookmarkStart w:id="206" w:name="CheckBox_Copie_39"/>
+            <w:bookmarkEnd w:id="206"/>
             <w:r/>
             <w:r>
               <w:rPr>
@@ -40242,7 +40335,7 @@
         </w:trPr>
         <w:tc>
           <w:tcPr>
-            <w:tcW w:w="7226" w:type="dxa"/>
+            <w:tcW w:w="7225" w:type="dxa"/>
             <w:gridSpan w:val="3"/>
             <w:tcBorders>
               <w:left w:val="single" w:sz="4" w:space="0" w:color="000000"/>
@@ -40306,7 +40399,7 @@
         </w:tc>
         <w:tc>
           <w:tcPr>
-            <w:tcW w:w="1138" w:type="dxa"/>
+            <w:tcW w:w="1139" w:type="dxa"/>
             <w:tcBorders>
               <w:left w:val="single" w:sz="4" w:space="0" w:color="000000"/>
               <w:right w:val="single" w:sz="4" w:space="0" w:color="000000"/>
@@ -40979,7 +41072,7 @@
             <w:szCs w:val="20"/>
             <w:rFonts w:cs="Arial" w:ascii="Arial" w:hAnsi="Arial"/>
           </w:rPr>
-          <w:t>9</w:t>
+          <w:t>6</w:t>
         </w:r>
         <w:r>
           <w:rPr>
@@ -41174,7 +41267,7 @@
             <w:szCs w:val="20"/>
             <w:rFonts w:cs="Arial" w:ascii="Arial" w:hAnsi="Arial"/>
           </w:rPr>
-          <w:t>9</w:t>
+          <w:t>6</w:t>
         </w:r>
         <w:r>
           <w:rPr>
@@ -41547,7 +41640,7 @@
       </w:r>
       <w:r>
         <w:rPr>
-          <w:rStyle w:val="Caractresdenotedebasdepageuser"/>
+          <w:rStyle w:val="Caractresdenotedebasdepage"/>
         </w:rPr>
         <w:t xml:space="preserve"> </w:t>
       </w:r>
@@ -41630,11 +41723,7 @@
         </w:rPr>
       </w:pPr>
       <w:r>
-        <w:rPr>
-          <w:rFonts w:ascii="Arial" w:hAnsi="Arial"/>
-          <w:sz w:val="16"/>
-          <w:szCs w:val="22"/>
-        </w:rPr>
+        <w:rPr/>
       </w:r>
     </w:p>
   </w:footnote>
@@ -41746,7 +41835,7 @@
       </w:r>
       <w:r>
         <w:rPr>
-          <w:rStyle w:val="Caractresdenotedebasdepageuser"/>
+          <w:rStyle w:val="Caractresdenotedebasdepage"/>
         </w:rPr>
         <w:t xml:space="preserve"> </w:t>
       </w:r>
@@ -43789,7 +43878,7 @@
   </w:style>
   <w:style w:type="paragraph" w:styleId="Heading4">
     <w:name w:val="heading 4"/>
-    <w:basedOn w:val="Titre"/>
+    <w:basedOn w:val="Titreuser"/>
     <w:next w:val="BodyText"/>
     <w:qFormat/>
     <w:pPr>
@@ -43854,8 +43943,8 @@
       <w:lang w:eastAsia="ar-SA"/>
     </w:rPr>
   </w:style>
-  <w:style w:type="character" w:styleId="Caractresdenotedebasdepageuser">
-    <w:name w:val="Caractères de note de bas de page (user)"/>
+  <w:style w:type="character" w:styleId="Caractresdenotedebasdepage">
+    <w:name w:val="Caractères de note de bas de page"/>
     <w:semiHidden/>
     <w:qFormat/>
     <w:rsid w:val="00226081"/>
@@ -43863,8 +43952,8 @@
       <w:vertAlign w:val="superscript"/>
     </w:rPr>
   </w:style>
-  <w:style w:type="character" w:styleId="Caractresdenotedebasdepage">
-    <w:name w:val="Caractères de note de bas de page"/>
+  <w:style w:type="character" w:styleId="Caractresdenotedebasdepageuser">
+    <w:name w:val="Caractères de note de bas de page (user)"/>
     <w:qFormat/>
     <w:rPr>
       <w:vertAlign w:val="superscript"/>
@@ -43993,11 +44082,18 @@
       <w:bCs/>
     </w:rPr>
   </w:style>
-  <w:style w:type="character" w:styleId="Pucesuser">
-    <w:name w:val="Puces (user)"/>
+  <w:style w:type="character" w:styleId="Puces">
+    <w:name w:val="Puces"/>
     <w:qFormat/>
     <w:rPr>
       <w:rFonts w:ascii="OpenSymbol" w:hAnsi="OpenSymbol" w:eastAsia="OpenSymbol" w:cs="OpenSymbol"/>
+    </w:rPr>
+  </w:style>
+  <w:style w:type="character" w:styleId="Caractresdenotedefinuser">
+    <w:name w:val="Caractères de note de fin (user)"/>
+    <w:qFormat/>
+    <w:rPr>
+      <w:vertAlign w:val="superscript"/>
     </w:rPr>
   </w:style>
   <w:style w:type="character" w:styleId="Caractresdenotedefin">
@@ -44007,26 +44103,21 @@
       <w:vertAlign w:val="superscript"/>
     </w:rPr>
   </w:style>
-  <w:style w:type="character" w:styleId="Caractresdenotedefinuser">
-    <w:name w:val="Caractères de note de fin (user)"/>
-    <w:qFormat/>
-    <w:rPr/>
-  </w:style>
   <w:style w:type="character" w:styleId="EndnoteReference">
     <w:name w:val="endnote reference"/>
     <w:rPr>
       <w:vertAlign w:val="superscript"/>
     </w:rPr>
   </w:style>
-  <w:style w:type="character" w:styleId="Puces">
-    <w:name w:val="Puces"/>
+  <w:style w:type="character" w:styleId="Pucesuser">
+    <w:name w:val="Puces (user)"/>
     <w:qFormat/>
     <w:rPr>
       <w:rFonts w:ascii="OpenSymbol" w:hAnsi="OpenSymbol" w:eastAsia="OpenSymbol" w:cs="OpenSymbol"/>
     </w:rPr>
   </w:style>
-  <w:style w:type="character" w:styleId="Textesourceuser">
-    <w:name w:val="Texte source (user)"/>
+  <w:style w:type="character" w:styleId="Textesource">
+    <w:name w:val="Texte source"/>
     <w:qFormat/>
     <w:rPr>
       <w:rFonts w:ascii="Liberation Mono" w:hAnsi="Liberation Mono" w:eastAsia="Liberation Mono" w:cs="Liberation Mono"/>
@@ -44211,15 +44302,15 @@
       <w:lang w:val="fr-FR" w:eastAsia="ar-SA" w:bidi="ar-SA"/>
     </w:rPr>
   </w:style>
-  <w:style w:type="paragraph" w:styleId="En-tteetpieddepageuser">
-    <w:name w:val="En-tête et pied de page (user)"/>
+  <w:style w:type="paragraph" w:styleId="En-tteetpieddepage">
+    <w:name w:val="En-tête et pied de page"/>
     <w:basedOn w:val="Normal"/>
     <w:qFormat/>
     <w:pPr/>
     <w:rPr/>
   </w:style>
-  <w:style w:type="paragraph" w:styleId="En-tteetpieddepage">
-    <w:name w:val="En-tête et pied de page"/>
+  <w:style w:type="paragraph" w:styleId="En-tteetpieddepageuser">
+    <w:name w:val="En-tête et pied de page (user)"/>
     <w:basedOn w:val="Normal"/>
     <w:qFormat/>
     <w:pPr/>
@@ -44257,8 +44348,8 @@
     </w:pPr>
     <w:rPr/>
   </w:style>
-  <w:style w:type="numbering" w:styleId="Pasdelisteuser" w:default="1">
-    <w:name w:val="Pas de liste (user)"/>
+  <w:style w:type="numbering" w:styleId="Pasdeliste" w:default="1">
+    <w:name w:val="Pas de liste"/>
     <w:uiPriority w:val="99"/>
     <w:semiHidden/>
     <w:unhideWhenUsed/>
